--- a/kidscorner/Filter Page/KcCategoryTranslations.docx
+++ b/kidscorner/Filter Page/KcCategoryTranslations.docx
@@ -365,18 +365,7 @@
         </w:numPr>
       </w:pPr>
       <w:r>
-        <w:t>Narrative</w:t>
-      </w:r>
-    </w:p>
-    <w:p>
-      <w:pPr>
-        <w:numPr>
-          <w:ilvl w:val="0"/>
-          <w:numId w:val="1"/>
-        </w:numPr>
-      </w:pPr>
-      <w:r>
-        <w:t xml:space="preserve">Narrative </w:t>
+        <w:t>Illustrated</w:t>
       </w:r>
     </w:p>
     <w:p>
@@ -387,7 +376,18 @@
         </w:numPr>
       </w:pPr>
       <w:r>
-        <w:t>Interiority</w:t>
+        <w:t>Text-heavy</w:t>
+      </w:r>
+    </w:p>
+    <w:p>
+      <w:pPr>
+        <w:numPr>
+          <w:ilvl w:val="0"/>
+          <w:numId w:val="1"/>
+        </w:numPr>
+      </w:pPr>
+      <w:r>
+        <w:t xml:space="preserve">Narrative </w:t>
       </w:r>
     </w:p>
     <w:p>
@@ -398,7 +398,7 @@
         </w:numPr>
       </w:pPr>
       <w:r>
-        <w:t xml:space="preserve">Dialogue </w:t>
+        <w:t>Interiority</w:t>
       </w:r>
     </w:p>
     <w:p>
@@ -409,7 +409,7 @@
         </w:numPr>
       </w:pPr>
       <w:r>
-        <w:t xml:space="preserve">Moral </w:t>
+        <w:t xml:space="preserve">Dialogue </w:t>
       </w:r>
     </w:p>
     <w:p>
@@ -420,7 +420,7 @@
         </w:numPr>
       </w:pPr>
       <w:r>
-        <w:t xml:space="preserve">Reflective </w:t>
+        <w:t xml:space="preserve">Moral </w:t>
       </w:r>
     </w:p>
     <w:p>
@@ -431,7 +431,7 @@
         </w:numPr>
       </w:pPr>
       <w:r>
-        <w:t>Quest</w:t>
+        <w:t xml:space="preserve">Reflective </w:t>
       </w:r>
     </w:p>
     <w:p>
@@ -442,18 +442,7 @@
         </w:numPr>
       </w:pPr>
       <w:r>
-        <w:t xml:space="preserve">Poetic </w:t>
-      </w:r>
-    </w:p>
-    <w:p>
-      <w:pPr>
-        <w:numPr>
-          <w:ilvl w:val="0"/>
-          <w:numId w:val="1"/>
-        </w:numPr>
-      </w:pPr>
-      <w:r>
-        <w:t>Genres</w:t>
+        <w:t>Quest</w:t>
       </w:r>
     </w:p>
     <w:p>
@@ -464,7 +453,18 @@
         </w:numPr>
       </w:pPr>
       <w:r>
-        <w:t xml:space="preserve">Adventure </w:t>
+        <w:t xml:space="preserve">Poetic </w:t>
+      </w:r>
+    </w:p>
+    <w:p>
+      <w:pPr>
+        <w:numPr>
+          <w:ilvl w:val="0"/>
+          <w:numId w:val="1"/>
+        </w:numPr>
+      </w:pPr>
+      <w:r>
+        <w:t>Genres</w:t>
       </w:r>
     </w:p>
     <w:p>
@@ -475,10 +475,7 @@
         </w:numPr>
       </w:pPr>
       <w:r>
-        <w:t xml:space="preserve">Fairy </w:t>
-      </w:r>
-      <w:r>
-        <w:t>Tales</w:t>
+        <w:t xml:space="preserve">Adventure </w:t>
       </w:r>
     </w:p>
     <w:p>
@@ -489,7 +486,10 @@
         </w:numPr>
       </w:pPr>
       <w:r>
-        <w:t xml:space="preserve">Fantasy </w:t>
+        <w:t xml:space="preserve">Fairy </w:t>
+      </w:r>
+      <w:r>
+        <w:t>Tales</w:t>
       </w:r>
     </w:p>
     <w:p>
@@ -500,7 +500,7 @@
         </w:numPr>
       </w:pPr>
       <w:r>
-        <w:t xml:space="preserve">History </w:t>
+        <w:t xml:space="preserve">Fantasy </w:t>
       </w:r>
     </w:p>
     <w:p>
@@ -511,7 +511,7 @@
         </w:numPr>
       </w:pPr>
       <w:r>
-        <w:t xml:space="preserve">Contemporary </w:t>
+        <w:t xml:space="preserve">History </w:t>
       </w:r>
     </w:p>
     <w:p>
@@ -522,7 +522,7 @@
         </w:numPr>
       </w:pPr>
       <w:r>
-        <w:t>Mythology</w:t>
+        <w:t xml:space="preserve">Contemporary </w:t>
       </w:r>
     </w:p>
     <w:p>
@@ -533,7 +533,7 @@
         </w:numPr>
       </w:pPr>
       <w:r>
-        <w:t>Drama</w:t>
+        <w:t>Mythology</w:t>
       </w:r>
     </w:p>
     <w:p>
@@ -544,7 +544,7 @@
         </w:numPr>
       </w:pPr>
       <w:r>
-        <w:t>Folklore</w:t>
+        <w:t>Drama</w:t>
       </w:r>
     </w:p>
     <w:p>
@@ -555,18 +555,7 @@
         </w:numPr>
       </w:pPr>
       <w:r>
-        <w:t>Poetry</w:t>
-      </w:r>
-    </w:p>
-    <w:p>
-      <w:pPr>
-        <w:numPr>
-          <w:ilvl w:val="0"/>
-          <w:numId w:val="1"/>
-        </w:numPr>
-      </w:pPr>
-      <w:r>
-        <w:t>Visuals</w:t>
+        <w:t>Folklore</w:t>
       </w:r>
     </w:p>
     <w:p>
@@ -577,7 +566,18 @@
         </w:numPr>
       </w:pPr>
       <w:r>
-        <w:t xml:space="preserve">Graphic </w:t>
+        <w:t>Poetry</w:t>
+      </w:r>
+    </w:p>
+    <w:p>
+      <w:pPr>
+        <w:numPr>
+          <w:ilvl w:val="0"/>
+          <w:numId w:val="1"/>
+        </w:numPr>
+      </w:pPr>
+      <w:r>
+        <w:t>Visuals</w:t>
       </w:r>
     </w:p>
     <w:p>
@@ -588,7 +588,7 @@
         </w:numPr>
       </w:pPr>
       <w:r>
-        <w:t xml:space="preserve">Realism </w:t>
+        <w:t xml:space="preserve">Graphic </w:t>
       </w:r>
     </w:p>
     <w:p>
@@ -599,10 +599,7 @@
         </w:numPr>
       </w:pPr>
       <w:r>
-        <w:t>Minimal</w:t>
-      </w:r>
-      <w:r>
-        <w:t>ism</w:t>
+        <w:t xml:space="preserve">Realism </w:t>
       </w:r>
     </w:p>
     <w:p>
@@ -613,7 +610,10 @@
         </w:numPr>
       </w:pPr>
       <w:r>
-        <w:t xml:space="preserve">Vintage </w:t>
+        <w:t>Minimal</w:t>
+      </w:r>
+      <w:r>
+        <w:t>ism</w:t>
       </w:r>
     </w:p>
     <w:p>
@@ -624,13 +624,7 @@
         </w:numPr>
       </w:pPr>
       <w:r>
-        <w:t>Watercolo</w:t>
-      </w:r>
-      <w:r>
-        <w:t>u</w:t>
-      </w:r>
-      <w:r>
-        <w:t xml:space="preserve">r </w:t>
+        <w:t xml:space="preserve">Vintage </w:t>
       </w:r>
     </w:p>
     <w:p>
@@ -641,6 +635,23 @@
         </w:numPr>
       </w:pPr>
       <w:r>
+        <w:t>Watercolo</w:t>
+      </w:r>
+      <w:r>
+        <w:t>u</w:t>
+      </w:r>
+      <w:r>
+        <w:t xml:space="preserve">r </w:t>
+      </w:r>
+    </w:p>
+    <w:p>
+      <w:pPr>
+        <w:numPr>
+          <w:ilvl w:val="1"/>
+          <w:numId w:val="1"/>
+        </w:numPr>
+      </w:pPr>
+      <w:r>
         <w:t>Whimsical</w:t>
       </w:r>
     </w:p>
@@ -661,6 +672,7 @@
           <w:sz w:val="48"/>
           <w:szCs w:val="36"/>
         </w:rPr>
+        <w:lastRenderedPageBreak/>
         <w:t xml:space="preserve">Values </w:t>
       </w:r>
     </w:p>
@@ -673,7 +685,6 @@
         </w:numPr>
       </w:pPr>
       <w:r>
-        <w:lastRenderedPageBreak/>
         <w:t>Bravery</w:t>
       </w:r>
     </w:p>
@@ -1140,6 +1151,17 @@
         </w:numPr>
       </w:pPr>
       <w:r>
+        <w:t>Lecture à voix haute</w:t>
+      </w:r>
+    </w:p>
+    <w:p>
+      <w:pPr>
+        <w:numPr>
+          <w:ilvl w:val="0"/>
+          <w:numId w:val="2"/>
+        </w:numPr>
+      </w:pPr>
+      <w:r>
         <w:t xml:space="preserve">Livres illustrés </w:t>
       </w:r>
     </w:p>
@@ -1151,7 +1173,7 @@
         </w:numPr>
       </w:pPr>
       <w:r>
-        <w:t>Narratifs</w:t>
+        <w:t>Riche en texte</w:t>
       </w:r>
     </w:p>
     <w:p>
@@ -1294,6 +1316,7 @@
         </w:numPr>
       </w:pPr>
       <w:r>
+        <w:lastRenderedPageBreak/>
         <w:t xml:space="preserve">Histoire </w:t>
       </w:r>
     </w:p>
@@ -1327,7 +1350,6 @@
         </w:numPr>
       </w:pPr>
       <w:r>
-        <w:lastRenderedPageBreak/>
         <w:t>Drame</w:t>
       </w:r>
     </w:p>
@@ -1470,13 +1492,7 @@
         </w:numPr>
       </w:pPr>
       <w:r>
-        <w:t>Respect (</w:t>
-      </w:r>
-      <w:r>
-        <w:t>Bienveillance</w:t>
-      </w:r>
-      <w:r>
-        <w:t>)</w:t>
+        <w:t xml:space="preserve">Respect </w:t>
       </w:r>
     </w:p>
     <w:p>
@@ -2019,6 +2035,18 @@
         </w:numPr>
       </w:pPr>
       <w:r>
+        <w:lastRenderedPageBreak/>
+        <w:t>Lettura ad alta voce</w:t>
+      </w:r>
+    </w:p>
+    <w:p>
+      <w:pPr>
+        <w:numPr>
+          <w:ilvl w:val="0"/>
+          <w:numId w:val="6"/>
+        </w:numPr>
+      </w:pPr>
+      <w:r>
         <w:t xml:space="preserve">Albi illustrati </w:t>
       </w:r>
     </w:p>
@@ -2030,7 +2058,7 @@
         </w:numPr>
       </w:pPr>
       <w:r>
-        <w:t>Narrative</w:t>
+        <w:t>Ricco di testo</w:t>
       </w:r>
     </w:p>
     <w:p>
@@ -2074,7 +2102,6 @@
         </w:numPr>
       </w:pPr>
       <w:r>
-        <w:lastRenderedPageBreak/>
         <w:t xml:space="preserve">Dialogo </w:t>
       </w:r>
     </w:p>
@@ -2648,6 +2675,7 @@
           <w:sz w:val="48"/>
           <w:szCs w:val="36"/>
         </w:rPr>
+        <w:lastRenderedPageBreak/>
         <w:t>Por Edad</w:t>
       </w:r>
     </w:p>
@@ -2823,6 +2851,17 @@
         </w:numPr>
       </w:pPr>
       <w:r>
+        <w:t>Lectura en voz alta</w:t>
+      </w:r>
+    </w:p>
+    <w:p>
+      <w:pPr>
+        <w:numPr>
+          <w:ilvl w:val="0"/>
+          <w:numId w:val="10"/>
+        </w:numPr>
+      </w:pPr>
+      <w:r>
         <w:t xml:space="preserve">Álbumes ilustrados </w:t>
       </w:r>
     </w:p>
@@ -2834,7 +2873,7 @@
         </w:numPr>
       </w:pPr>
       <w:r>
-        <w:t>Narrativas</w:t>
+        <w:t>Rico en texto</w:t>
       </w:r>
     </w:p>
     <w:p>
@@ -3324,6 +3363,7 @@
         </w:numPr>
       </w:pPr>
       <w:r>
+        <w:lastRenderedPageBreak/>
         <w:t>Respeto (</w:t>
       </w:r>
       <w:r>
@@ -3392,7 +3432,6 @@
         </w:numPr>
       </w:pPr>
       <w:r>
-        <w:lastRenderedPageBreak/>
         <w:t>English</w:t>
       </w:r>
     </w:p>
@@ -3642,6 +3681,17 @@
         </w:numPr>
       </w:pPr>
       <w:r>
+        <w:t>Leitura em voz alta</w:t>
+      </w:r>
+    </w:p>
+    <w:p>
+      <w:pPr>
+        <w:numPr>
+          <w:ilvl w:val="0"/>
+          <w:numId w:val="14"/>
+        </w:numPr>
+      </w:pPr>
+      <w:r>
         <w:t xml:space="preserve">Livros ilustrados </w:t>
       </w:r>
     </w:p>
@@ -3653,7 +3703,7 @@
         </w:numPr>
       </w:pPr>
       <w:r>
-        <w:t>Narrativas</w:t>
+        <w:t>Rico em texto</w:t>
       </w:r>
     </w:p>
     <w:p>
@@ -3952,6 +4002,7 @@
           <w:sz w:val="48"/>
           <w:szCs w:val="36"/>
         </w:rPr>
+        <w:lastRenderedPageBreak/>
         <w:t>Valores</w:t>
       </w:r>
     </w:p>
@@ -4045,7 +4096,6 @@
         </w:numPr>
       </w:pPr>
       <w:r>
-        <w:lastRenderedPageBreak/>
         <w:t>Heroínas</w:t>
       </w:r>
     </w:p>

--- a/kidscorner/Filter Page/KcCategoryTranslations.docx
+++ b/kidscorner/Filter Page/KcCategoryTranslations.docx
@@ -351,10 +351,7 @@
         </w:numPr>
       </w:pPr>
       <w:r>
-        <w:t xml:space="preserve">Picture </w:t>
-      </w:r>
-      <w:r>
-        <w:t>books</w:t>
+        <w:t>Read-aloud</w:t>
       </w:r>
     </w:p>
     <w:p>
@@ -365,7 +362,10 @@
         </w:numPr>
       </w:pPr>
       <w:r>
-        <w:t>Illustrated</w:t>
+        <w:t xml:space="preserve">Picture </w:t>
+      </w:r>
+      <w:r>
+        <w:t>books</w:t>
       </w:r>
     </w:p>
     <w:p>
@@ -376,18 +376,7 @@
         </w:numPr>
       </w:pPr>
       <w:r>
-        <w:t>Text-heavy</w:t>
-      </w:r>
-    </w:p>
-    <w:p>
-      <w:pPr>
-        <w:numPr>
-          <w:ilvl w:val="0"/>
-          <w:numId w:val="1"/>
-        </w:numPr>
-      </w:pPr>
-      <w:r>
-        <w:t xml:space="preserve">Narrative </w:t>
+        <w:t>Illustrated</w:t>
       </w:r>
     </w:p>
     <w:p>
@@ -398,7 +387,18 @@
         </w:numPr>
       </w:pPr>
       <w:r>
-        <w:t>Interiority</w:t>
+        <w:t>Text-heavy</w:t>
+      </w:r>
+    </w:p>
+    <w:p>
+      <w:pPr>
+        <w:numPr>
+          <w:ilvl w:val="0"/>
+          <w:numId w:val="1"/>
+        </w:numPr>
+      </w:pPr>
+      <w:r>
+        <w:t xml:space="preserve">Narrative </w:t>
       </w:r>
     </w:p>
     <w:p>
@@ -409,7 +409,7 @@
         </w:numPr>
       </w:pPr>
       <w:r>
-        <w:t xml:space="preserve">Dialogue </w:t>
+        <w:t>Interiority</w:t>
       </w:r>
     </w:p>
     <w:p>
@@ -420,7 +420,7 @@
         </w:numPr>
       </w:pPr>
       <w:r>
-        <w:t xml:space="preserve">Moral </w:t>
+        <w:t xml:space="preserve">Dialogue </w:t>
       </w:r>
     </w:p>
     <w:p>
@@ -431,7 +431,7 @@
         </w:numPr>
       </w:pPr>
       <w:r>
-        <w:t xml:space="preserve">Reflective </w:t>
+        <w:t xml:space="preserve">Moral </w:t>
       </w:r>
     </w:p>
     <w:p>
@@ -442,7 +442,7 @@
         </w:numPr>
       </w:pPr>
       <w:r>
-        <w:t>Quest</w:t>
+        <w:t xml:space="preserve">Reflective </w:t>
       </w:r>
     </w:p>
     <w:p>
@@ -453,18 +453,7 @@
         </w:numPr>
       </w:pPr>
       <w:r>
-        <w:t xml:space="preserve">Poetic </w:t>
-      </w:r>
-    </w:p>
-    <w:p>
-      <w:pPr>
-        <w:numPr>
-          <w:ilvl w:val="0"/>
-          <w:numId w:val="1"/>
-        </w:numPr>
-      </w:pPr>
-      <w:r>
-        <w:t>Genres</w:t>
+        <w:t>Quest</w:t>
       </w:r>
     </w:p>
     <w:p>
@@ -475,7 +464,18 @@
         </w:numPr>
       </w:pPr>
       <w:r>
-        <w:t xml:space="preserve">Adventure </w:t>
+        <w:t xml:space="preserve">Poetic </w:t>
+      </w:r>
+    </w:p>
+    <w:p>
+      <w:pPr>
+        <w:numPr>
+          <w:ilvl w:val="0"/>
+          <w:numId w:val="1"/>
+        </w:numPr>
+      </w:pPr>
+      <w:r>
+        <w:t>Genres</w:t>
       </w:r>
     </w:p>
     <w:p>
@@ -486,10 +486,7 @@
         </w:numPr>
       </w:pPr>
       <w:r>
-        <w:t xml:space="preserve">Fairy </w:t>
-      </w:r>
-      <w:r>
-        <w:t>Tales</w:t>
+        <w:t xml:space="preserve">Adventure </w:t>
       </w:r>
     </w:p>
     <w:p>
@@ -500,7 +497,10 @@
         </w:numPr>
       </w:pPr>
       <w:r>
-        <w:t xml:space="preserve">Fantasy </w:t>
+        <w:t xml:space="preserve">Fairy </w:t>
+      </w:r>
+      <w:r>
+        <w:t>Tales</w:t>
       </w:r>
     </w:p>
     <w:p>
@@ -511,7 +511,7 @@
         </w:numPr>
       </w:pPr>
       <w:r>
-        <w:t xml:space="preserve">History </w:t>
+        <w:t xml:space="preserve">Fantasy </w:t>
       </w:r>
     </w:p>
     <w:p>
@@ -522,7 +522,7 @@
         </w:numPr>
       </w:pPr>
       <w:r>
-        <w:t xml:space="preserve">Contemporary </w:t>
+        <w:t xml:space="preserve">History </w:t>
       </w:r>
     </w:p>
     <w:p>
@@ -533,7 +533,7 @@
         </w:numPr>
       </w:pPr>
       <w:r>
-        <w:t>Mythology</w:t>
+        <w:t xml:space="preserve">Contemporary </w:t>
       </w:r>
     </w:p>
     <w:p>
@@ -544,7 +544,7 @@
         </w:numPr>
       </w:pPr>
       <w:r>
-        <w:t>Drama</w:t>
+        <w:t>Mythology</w:t>
       </w:r>
     </w:p>
     <w:p>
@@ -555,7 +555,7 @@
         </w:numPr>
       </w:pPr>
       <w:r>
-        <w:t>Folklore</w:t>
+        <w:t>Drama</w:t>
       </w:r>
     </w:p>
     <w:p>
@@ -566,18 +566,7 @@
         </w:numPr>
       </w:pPr>
       <w:r>
-        <w:t>Poetry</w:t>
-      </w:r>
-    </w:p>
-    <w:p>
-      <w:pPr>
-        <w:numPr>
-          <w:ilvl w:val="0"/>
-          <w:numId w:val="1"/>
-        </w:numPr>
-      </w:pPr>
-      <w:r>
-        <w:t>Visuals</w:t>
+        <w:t>Folklore</w:t>
       </w:r>
     </w:p>
     <w:p>
@@ -588,7 +577,18 @@
         </w:numPr>
       </w:pPr>
       <w:r>
-        <w:t xml:space="preserve">Graphic </w:t>
+        <w:t>Poetry</w:t>
+      </w:r>
+    </w:p>
+    <w:p>
+      <w:pPr>
+        <w:numPr>
+          <w:ilvl w:val="0"/>
+          <w:numId w:val="1"/>
+        </w:numPr>
+      </w:pPr>
+      <w:r>
+        <w:t>Visuals</w:t>
       </w:r>
     </w:p>
     <w:p>
@@ -599,7 +599,7 @@
         </w:numPr>
       </w:pPr>
       <w:r>
-        <w:t xml:space="preserve">Realism </w:t>
+        <w:t xml:space="preserve">Graphic </w:t>
       </w:r>
     </w:p>
     <w:p>
@@ -610,10 +610,7 @@
         </w:numPr>
       </w:pPr>
       <w:r>
-        <w:t>Minimal</w:t>
-      </w:r>
-      <w:r>
-        <w:t>ism</w:t>
+        <w:t xml:space="preserve">Realism </w:t>
       </w:r>
     </w:p>
     <w:p>
@@ -624,7 +621,10 @@
         </w:numPr>
       </w:pPr>
       <w:r>
-        <w:t xml:space="preserve">Vintage </w:t>
+        <w:t>Minimal</w:t>
+      </w:r>
+      <w:r>
+        <w:t>ism</w:t>
       </w:r>
     </w:p>
     <w:p>
@@ -635,13 +635,7 @@
         </w:numPr>
       </w:pPr>
       <w:r>
-        <w:t>Watercolo</w:t>
-      </w:r>
-      <w:r>
-        <w:t>u</w:t>
-      </w:r>
-      <w:r>
-        <w:t xml:space="preserve">r </w:t>
+        <w:t xml:space="preserve">Vintage </w:t>
       </w:r>
     </w:p>
     <w:p>
@@ -652,6 +646,23 @@
         </w:numPr>
       </w:pPr>
       <w:r>
+        <w:t>Watercolo</w:t>
+      </w:r>
+      <w:r>
+        <w:t>u</w:t>
+      </w:r>
+      <w:r>
+        <w:t xml:space="preserve">r </w:t>
+      </w:r>
+    </w:p>
+    <w:p>
+      <w:pPr>
+        <w:numPr>
+          <w:ilvl w:val="1"/>
+          <w:numId w:val="1"/>
+        </w:numPr>
+      </w:pPr>
+      <w:r>
         <w:t>Whimsical</w:t>
       </w:r>
     </w:p>
@@ -781,7 +792,7 @@
         </w:numPr>
       </w:pPr>
       <w:r>
-        <w:t>Respect (Kindness)</w:t>
+        <w:t xml:space="preserve">Respect </w:t>
       </w:r>
     </w:p>
     <w:p>
@@ -842,6 +853,7 @@
           <w:szCs w:val="36"/>
         </w:rPr>
       </w:pPr>
+      <w:proofErr w:type="spellStart"/>
       <w:r>
         <w:rPr>
           <w:b/>
@@ -849,8 +861,9 @@
           <w:sz w:val="48"/>
           <w:szCs w:val="36"/>
         </w:rPr>
-        <w:t>Spia Spotlight</w:t>
-      </w:r>
+        <w:t>Spia</w:t>
+      </w:r>
+      <w:proofErr w:type="spellEnd"/>
       <w:r>
         <w:rPr>
           <w:b/>
@@ -858,6 +871,15 @@
           <w:sz w:val="48"/>
           <w:szCs w:val="36"/>
         </w:rPr>
+        <w:t xml:space="preserve"> Spotlight</w:t>
+      </w:r>
+      <w:r>
+        <w:rPr>
+          <w:b/>
+          <w:bCs/>
+          <w:sz w:val="48"/>
+          <w:szCs w:val="36"/>
+        </w:rPr>
         <w:t>s</w:t>
       </w:r>
     </w:p>
@@ -895,6 +917,7 @@
           <w:szCs w:val="36"/>
         </w:rPr>
       </w:pPr>
+      <w:proofErr w:type="spellStart"/>
       <w:r>
         <w:rPr>
           <w:b/>
@@ -904,6 +927,7 @@
         </w:rPr>
         <w:t>Langues</w:t>
       </w:r>
+      <w:proofErr w:type="spellEnd"/>
     </w:p>
     <w:p>
       <w:pPr>
@@ -979,6 +1003,7 @@
           <w:numId w:val="19"/>
         </w:numPr>
       </w:pPr>
+      <w:proofErr w:type="spellStart"/>
       <w:r>
         <w:t>Portugu</w:t>
       </w:r>
@@ -988,6 +1013,7 @@
       <w:r>
         <w:t>s</w:t>
       </w:r>
+      <w:proofErr w:type="spellEnd"/>
     </w:p>
     <w:p/>
     <w:p>
@@ -1018,56 +1044,81 @@
         </w:numPr>
       </w:pPr>
       <w:r>
-        <w:t>0-3 ans</w:t>
-      </w:r>
-    </w:p>
-    <w:p>
-      <w:pPr>
-        <w:pStyle w:val="ListParagraph"/>
-        <w:numPr>
-          <w:ilvl w:val="0"/>
-          <w:numId w:val="19"/>
-        </w:numPr>
-      </w:pPr>
-      <w:r>
-        <w:t>4-6 ans</w:t>
-      </w:r>
-    </w:p>
-    <w:p>
-      <w:pPr>
-        <w:pStyle w:val="ListParagraph"/>
-        <w:numPr>
-          <w:ilvl w:val="0"/>
-          <w:numId w:val="19"/>
-        </w:numPr>
-      </w:pPr>
-      <w:r>
-        <w:t>7-9 ans</w:t>
-      </w:r>
-    </w:p>
-    <w:p>
-      <w:pPr>
-        <w:pStyle w:val="ListParagraph"/>
-        <w:numPr>
-          <w:ilvl w:val="0"/>
-          <w:numId w:val="19"/>
-        </w:numPr>
-      </w:pPr>
-      <w:r>
-        <w:t>9-12 ans</w:t>
-      </w:r>
-    </w:p>
-    <w:p>
-      <w:pPr>
-        <w:pStyle w:val="ListParagraph"/>
-        <w:numPr>
-          <w:ilvl w:val="0"/>
-          <w:numId w:val="19"/>
-        </w:numPr>
-      </w:pPr>
-      <w:r>
-        <w:t>12+ ans</w:t>
-      </w:r>
+        <w:t xml:space="preserve">0-3 </w:t>
+      </w:r>
+      <w:proofErr w:type="spellStart"/>
+      <w:r>
+        <w:t>ans</w:t>
+      </w:r>
+      <w:proofErr w:type="spellEnd"/>
+    </w:p>
+    <w:p>
+      <w:pPr>
+        <w:pStyle w:val="ListParagraph"/>
+        <w:numPr>
+          <w:ilvl w:val="0"/>
+          <w:numId w:val="19"/>
+        </w:numPr>
+      </w:pPr>
+      <w:r>
+        <w:t xml:space="preserve">4-6 </w:t>
+      </w:r>
+      <w:proofErr w:type="spellStart"/>
+      <w:r>
+        <w:t>ans</w:t>
+      </w:r>
+      <w:proofErr w:type="spellEnd"/>
+    </w:p>
+    <w:p>
+      <w:pPr>
+        <w:pStyle w:val="ListParagraph"/>
+        <w:numPr>
+          <w:ilvl w:val="0"/>
+          <w:numId w:val="19"/>
+        </w:numPr>
+      </w:pPr>
+      <w:r>
+        <w:t xml:space="preserve">7-9 </w:t>
+      </w:r>
+      <w:proofErr w:type="spellStart"/>
+      <w:r>
+        <w:t>ans</w:t>
+      </w:r>
+      <w:proofErr w:type="spellEnd"/>
+    </w:p>
+    <w:p>
+      <w:pPr>
+        <w:pStyle w:val="ListParagraph"/>
+        <w:numPr>
+          <w:ilvl w:val="0"/>
+          <w:numId w:val="19"/>
+        </w:numPr>
+      </w:pPr>
+      <w:r>
+        <w:t xml:space="preserve">9-12 </w:t>
+      </w:r>
+      <w:proofErr w:type="spellStart"/>
+      <w:r>
+        <w:t>ans</w:t>
+      </w:r>
+      <w:proofErr w:type="spellEnd"/>
+    </w:p>
+    <w:p>
+      <w:pPr>
+        <w:pStyle w:val="ListParagraph"/>
+        <w:numPr>
+          <w:ilvl w:val="0"/>
+          <w:numId w:val="19"/>
+        </w:numPr>
+      </w:pPr>
+      <w:r>
+        <w:t xml:space="preserve">12+ </w:t>
+      </w:r>
+      <w:proofErr w:type="spellStart"/>
+      <w:r>
+        <w:t>ans</w:t>
+      </w:r>
+      <w:proofErr w:type="spellEnd"/>
     </w:p>
     <w:p/>
     <w:p>
@@ -1123,7 +1174,15 @@
         </w:numPr>
       </w:pPr>
       <w:r>
-        <w:t xml:space="preserve">Bandes dessinées </w:t>
+        <w:t xml:space="preserve">Bandes </w:t>
+      </w:r>
+      <w:proofErr w:type="spellStart"/>
+      <w:r>
+        <w:t>dessinées</w:t>
+      </w:r>
+      <w:proofErr w:type="spellEnd"/>
+      <w:r>
+        <w:t xml:space="preserve"> </w:t>
       </w:r>
     </w:p>
     <w:p>
@@ -1133,12 +1192,14 @@
           <w:numId w:val="2"/>
         </w:numPr>
       </w:pPr>
+      <w:proofErr w:type="spellStart"/>
       <w:r>
         <w:t>Interactif</w:t>
       </w:r>
       <w:r>
         <w:t>s</w:t>
       </w:r>
+      <w:proofErr w:type="spellEnd"/>
       <w:r>
         <w:t xml:space="preserve"> </w:t>
       </w:r>
@@ -1162,8 +1223,13 @@
         </w:numPr>
       </w:pPr>
       <w:r>
-        <w:t xml:space="preserve">Livres illustrés </w:t>
-      </w:r>
+        <w:t xml:space="preserve">Livres </w:t>
+      </w:r>
+      <w:proofErr w:type="spellStart"/>
+      <w:r>
+        <w:t>illustrés</w:t>
+      </w:r>
+      <w:proofErr w:type="spellEnd"/>
     </w:p>
     <w:p>
       <w:pPr>
@@ -1172,17 +1238,50 @@
           <w:numId w:val="2"/>
         </w:numPr>
       </w:pPr>
-      <w:r>
-        <w:t>Riche en texte</w:t>
-      </w:r>
-    </w:p>
-    <w:p>
-      <w:pPr>
-        <w:rPr>
-          <w:b/>
-          <w:bCs/>
-        </w:rPr>
-      </w:pPr>
+      <w:proofErr w:type="spellStart"/>
+      <w:r>
+        <w:t>I</w:t>
+      </w:r>
+      <w:r>
+        <w:t>llustrés</w:t>
+      </w:r>
+      <w:proofErr w:type="spellEnd"/>
+      <w:r>
+        <w:t xml:space="preserve"> </w:t>
+      </w:r>
+    </w:p>
+    <w:p>
+      <w:pPr>
+        <w:numPr>
+          <w:ilvl w:val="0"/>
+          <w:numId w:val="2"/>
+        </w:numPr>
+      </w:pPr>
+      <w:r>
+        <w:t xml:space="preserve">Riche </w:t>
+      </w:r>
+      <w:proofErr w:type="spellStart"/>
+      <w:r>
+        <w:t>en</w:t>
+      </w:r>
+      <w:proofErr w:type="spellEnd"/>
+      <w:r>
+        <w:t xml:space="preserve"> </w:t>
+      </w:r>
+      <w:proofErr w:type="spellStart"/>
+      <w:r>
+        <w:t>texte</w:t>
+      </w:r>
+      <w:proofErr w:type="spellEnd"/>
+    </w:p>
+    <w:p>
+      <w:pPr>
+        <w:rPr>
+          <w:b/>
+          <w:bCs/>
+        </w:rPr>
+      </w:pPr>
+      <w:proofErr w:type="spellStart"/>
       <w:r>
         <w:rPr>
           <w:b/>
@@ -1190,6 +1289,7 @@
         </w:rPr>
         <w:t>Narratif</w:t>
       </w:r>
+      <w:proofErr w:type="spellEnd"/>
     </w:p>
     <w:p>
       <w:pPr>
@@ -1198,8 +1298,13 @@
           <w:numId w:val="3"/>
         </w:numPr>
       </w:pPr>
-      <w:r>
-        <w:t xml:space="preserve">Intériorité </w:t>
+      <w:proofErr w:type="spellStart"/>
+      <w:r>
+        <w:t>Intériorité</w:t>
+      </w:r>
+      <w:proofErr w:type="spellEnd"/>
+      <w:r>
+        <w:t xml:space="preserve"> </w:t>
       </w:r>
     </w:p>
     <w:p>
@@ -1231,11 +1336,16 @@
           <w:numId w:val="3"/>
         </w:numPr>
       </w:pPr>
+      <w:proofErr w:type="spellStart"/>
       <w:r>
         <w:t>Réflexi</w:t>
       </w:r>
       <w:r>
-        <w:t xml:space="preserve">on </w:t>
+        <w:t>on</w:t>
+      </w:r>
+      <w:proofErr w:type="spellEnd"/>
+      <w:r>
+        <w:t xml:space="preserve"> </w:t>
       </w:r>
     </w:p>
     <w:p>
@@ -1245,8 +1355,13 @@
           <w:numId w:val="3"/>
         </w:numPr>
       </w:pPr>
-      <w:r>
-        <w:t xml:space="preserve">Quête </w:t>
+      <w:proofErr w:type="spellStart"/>
+      <w:r>
+        <w:t>Quête</w:t>
+      </w:r>
+      <w:proofErr w:type="spellEnd"/>
+      <w:r>
+        <w:t xml:space="preserve"> </w:t>
       </w:r>
     </w:p>
     <w:p>
@@ -1256,8 +1371,13 @@
           <w:numId w:val="3"/>
         </w:numPr>
       </w:pPr>
-      <w:r>
-        <w:t xml:space="preserve">Poétique </w:t>
+      <w:proofErr w:type="spellStart"/>
+      <w:r>
+        <w:t>Poétique</w:t>
+      </w:r>
+      <w:proofErr w:type="spellEnd"/>
+      <w:r>
+        <w:t xml:space="preserve"> </w:t>
       </w:r>
     </w:p>
     <w:p>
@@ -1282,8 +1402,13 @@
           <w:numId w:val="4"/>
         </w:numPr>
       </w:pPr>
-      <w:r>
-        <w:t xml:space="preserve">Aventure </w:t>
+      <w:proofErr w:type="spellStart"/>
+      <w:r>
+        <w:t>Aventure</w:t>
+      </w:r>
+      <w:proofErr w:type="spellEnd"/>
+      <w:r>
+        <w:t xml:space="preserve"> </w:t>
       </w:r>
     </w:p>
     <w:p>
@@ -1305,6 +1430,7 @@
         </w:numPr>
       </w:pPr>
       <w:r>
+        <w:lastRenderedPageBreak/>
         <w:t xml:space="preserve">Fantastique </w:t>
       </w:r>
     </w:p>
@@ -1316,7 +1442,6 @@
         </w:numPr>
       </w:pPr>
       <w:r>
-        <w:lastRenderedPageBreak/>
         <w:t xml:space="preserve">Histoire </w:t>
       </w:r>
     </w:p>
@@ -1338,9 +1463,11 @@
           <w:numId w:val="4"/>
         </w:numPr>
       </w:pPr>
+      <w:proofErr w:type="spellStart"/>
       <w:r>
         <w:t>Mythologie</w:t>
       </w:r>
+      <w:proofErr w:type="spellEnd"/>
     </w:p>
     <w:p>
       <w:pPr>
@@ -1371,17 +1498,20 @@
           <w:numId w:val="4"/>
         </w:numPr>
       </w:pPr>
+      <w:proofErr w:type="spellStart"/>
       <w:r>
         <w:t>Poésie</w:t>
       </w:r>
-    </w:p>
-    <w:p>
-      <w:pPr>
-        <w:rPr>
-          <w:b/>
-          <w:bCs/>
-        </w:rPr>
-      </w:pPr>
+      <w:proofErr w:type="spellEnd"/>
+    </w:p>
+    <w:p>
+      <w:pPr>
+        <w:rPr>
+          <w:b/>
+          <w:bCs/>
+        </w:rPr>
+      </w:pPr>
+      <w:proofErr w:type="spellStart"/>
       <w:r>
         <w:rPr>
           <w:b/>
@@ -1389,6 +1519,7 @@
         </w:rPr>
         <w:t>Visuels</w:t>
       </w:r>
+      <w:proofErr w:type="spellEnd"/>
       <w:r>
         <w:rPr>
           <w:b/>
@@ -1404,8 +1535,13 @@
           <w:numId w:val="5"/>
         </w:numPr>
       </w:pPr>
-      <w:r>
-        <w:t xml:space="preserve">Graphique </w:t>
+      <w:proofErr w:type="spellStart"/>
+      <w:r>
+        <w:t>Graphique</w:t>
+      </w:r>
+      <w:proofErr w:type="spellEnd"/>
+      <w:r>
+        <w:t xml:space="preserve"> </w:t>
       </w:r>
     </w:p>
     <w:p>
@@ -1415,8 +1551,13 @@
           <w:numId w:val="5"/>
         </w:numPr>
       </w:pPr>
-      <w:r>
-        <w:t xml:space="preserve">Réalisme </w:t>
+      <w:proofErr w:type="spellStart"/>
+      <w:r>
+        <w:t>Réalisme</w:t>
+      </w:r>
+      <w:proofErr w:type="spellEnd"/>
+      <w:r>
+        <w:t xml:space="preserve"> </w:t>
       </w:r>
     </w:p>
     <w:p>
@@ -1426,8 +1567,13 @@
           <w:numId w:val="5"/>
         </w:numPr>
       </w:pPr>
-      <w:r>
-        <w:t xml:space="preserve">Minimalisme </w:t>
+      <w:proofErr w:type="spellStart"/>
+      <w:r>
+        <w:t>Minimalisme</w:t>
+      </w:r>
+      <w:proofErr w:type="spellEnd"/>
+      <w:r>
+        <w:t xml:space="preserve"> </w:t>
       </w:r>
     </w:p>
     <w:p>
@@ -1459,8 +1605,13 @@
           <w:numId w:val="5"/>
         </w:numPr>
       </w:pPr>
-      <w:r>
-        <w:t xml:space="preserve">Fantaisiste </w:t>
+      <w:proofErr w:type="spellStart"/>
+      <w:r>
+        <w:t>Fantaisiste</w:t>
+      </w:r>
+      <w:proofErr w:type="spellEnd"/>
+      <w:r>
+        <w:t xml:space="preserve"> </w:t>
       </w:r>
     </w:p>
     <w:p/>
@@ -1515,6 +1666,7 @@
           <w:numId w:val="19"/>
         </w:numPr>
       </w:pPr>
+      <w:proofErr w:type="spellStart"/>
       <w:r>
         <w:t>Cr</w:t>
       </w:r>
@@ -1527,33 +1679,38 @@
       <w:r>
         <w:t>é</w:t>
       </w:r>
-    </w:p>
-    <w:p>
-      <w:pPr>
-        <w:pStyle w:val="ListParagraph"/>
-        <w:numPr>
-          <w:ilvl w:val="0"/>
-          <w:numId w:val="19"/>
-        </w:numPr>
-      </w:pPr>
+      <w:proofErr w:type="spellEnd"/>
+    </w:p>
+    <w:p>
+      <w:pPr>
+        <w:pStyle w:val="ListParagraph"/>
+        <w:numPr>
+          <w:ilvl w:val="0"/>
+          <w:numId w:val="19"/>
+        </w:numPr>
+      </w:pPr>
+      <w:proofErr w:type="spellStart"/>
       <w:r>
         <w:t>Curiosité</w:t>
       </w:r>
-    </w:p>
-    <w:p>
-      <w:pPr>
-        <w:pStyle w:val="ListParagraph"/>
-        <w:numPr>
-          <w:ilvl w:val="0"/>
-          <w:numId w:val="19"/>
-        </w:numPr>
-      </w:pPr>
+      <w:proofErr w:type="spellEnd"/>
+    </w:p>
+    <w:p>
+      <w:pPr>
+        <w:pStyle w:val="ListParagraph"/>
+        <w:numPr>
+          <w:ilvl w:val="0"/>
+          <w:numId w:val="19"/>
+        </w:numPr>
+      </w:pPr>
+      <w:proofErr w:type="spellStart"/>
       <w:r>
         <w:t>É</w:t>
       </w:r>
       <w:r>
         <w:t>motions</w:t>
       </w:r>
+      <w:proofErr w:type="spellEnd"/>
     </w:p>
     <w:p>
       <w:pPr>
@@ -1575,6 +1732,7 @@
           <w:numId w:val="19"/>
         </w:numPr>
       </w:pPr>
+      <w:proofErr w:type="spellStart"/>
       <w:r>
         <w:t>H</w:t>
       </w:r>
@@ -1590,15 +1748,17 @@
       <w:r>
         <w:t>nes</w:t>
       </w:r>
-    </w:p>
-    <w:p>
-      <w:pPr>
-        <w:pStyle w:val="ListParagraph"/>
-        <w:numPr>
-          <w:ilvl w:val="0"/>
-          <w:numId w:val="19"/>
-        </w:numPr>
-      </w:pPr>
+      <w:proofErr w:type="spellEnd"/>
+    </w:p>
+    <w:p>
+      <w:pPr>
+        <w:pStyle w:val="ListParagraph"/>
+        <w:numPr>
+          <w:ilvl w:val="0"/>
+          <w:numId w:val="19"/>
+        </w:numPr>
+      </w:pPr>
+      <w:proofErr w:type="spellStart"/>
       <w:r>
         <w:t>H</w:t>
       </w:r>
@@ -1608,21 +1768,24 @@
       <w:r>
         <w:t>ros</w:t>
       </w:r>
-    </w:p>
-    <w:p>
-      <w:pPr>
-        <w:pStyle w:val="ListParagraph"/>
-        <w:numPr>
-          <w:ilvl w:val="0"/>
-          <w:numId w:val="19"/>
-        </w:numPr>
-      </w:pPr>
+      <w:proofErr w:type="spellEnd"/>
+    </w:p>
+    <w:p>
+      <w:pPr>
+        <w:pStyle w:val="ListParagraph"/>
+        <w:numPr>
+          <w:ilvl w:val="0"/>
+          <w:numId w:val="19"/>
+        </w:numPr>
+      </w:pPr>
+      <w:proofErr w:type="spellStart"/>
       <w:r>
         <w:t>Interculturalit</w:t>
       </w:r>
       <w:r>
         <w:t>é</w:t>
       </w:r>
+      <w:proofErr w:type="spellEnd"/>
     </w:p>
     <w:p>
       <w:pPr>
@@ -1644,6 +1807,7 @@
           <w:numId w:val="19"/>
         </w:numPr>
       </w:pPr>
+      <w:proofErr w:type="spellStart"/>
       <w:r>
         <w:t>R</w:t>
       </w:r>
@@ -1653,6 +1817,7 @@
       <w:r>
         <w:t>flexion</w:t>
       </w:r>
+      <w:proofErr w:type="spellEnd"/>
     </w:p>
     <w:p>
       <w:pPr>
@@ -1713,8 +1878,19 @@
           <w:sz w:val="48"/>
           <w:szCs w:val="36"/>
         </w:rPr>
-        <w:t xml:space="preserve"> de coeur</w:t>
-      </w:r>
+        <w:t xml:space="preserve"> de </w:t>
+      </w:r>
+      <w:proofErr w:type="spellStart"/>
+      <w:r>
+        <w:rPr>
+          <w:b/>
+          <w:bCs/>
+          <w:sz w:val="48"/>
+          <w:szCs w:val="36"/>
+        </w:rPr>
+        <w:t>coeur</w:t>
+      </w:r>
+      <w:proofErr w:type="spellEnd"/>
     </w:p>
     <w:p>
       <w:r>
@@ -1850,6 +2026,7 @@
           <w:numId w:val="19"/>
         </w:numPr>
       </w:pPr>
+      <w:proofErr w:type="spellStart"/>
       <w:r>
         <w:t>Portugu</w:t>
       </w:r>
@@ -1859,6 +2036,7 @@
       <w:r>
         <w:t>s</w:t>
       </w:r>
+      <w:proofErr w:type="spellEnd"/>
     </w:p>
     <w:p>
       <w:pPr>
@@ -1884,8 +2062,9 @@
           <w:sz w:val="48"/>
           <w:szCs w:val="36"/>
         </w:rPr>
-        <w:t>Per et</w:t>
-      </w:r>
+        <w:t xml:space="preserve">Per </w:t>
+      </w:r>
+      <w:proofErr w:type="spellStart"/>
       <w:r>
         <w:rPr>
           <w:b/>
@@ -1893,474 +2072,618 @@
           <w:sz w:val="48"/>
           <w:szCs w:val="36"/>
         </w:rPr>
-        <w:t>à</w:t>
-      </w:r>
-    </w:p>
-    <w:p>
-      <w:pPr>
-        <w:pStyle w:val="ListParagraph"/>
-        <w:numPr>
-          <w:ilvl w:val="0"/>
-          <w:numId w:val="19"/>
-        </w:numPr>
-      </w:pPr>
-      <w:r>
-        <w:t>0-3 anni</w:t>
-      </w:r>
-    </w:p>
-    <w:p>
-      <w:pPr>
-        <w:pStyle w:val="ListParagraph"/>
-        <w:numPr>
-          <w:ilvl w:val="0"/>
-          <w:numId w:val="19"/>
-        </w:numPr>
-      </w:pPr>
-      <w:r>
-        <w:t>4-6 anni</w:t>
-      </w:r>
-    </w:p>
-    <w:p>
-      <w:pPr>
-        <w:pStyle w:val="ListParagraph"/>
-        <w:numPr>
-          <w:ilvl w:val="0"/>
-          <w:numId w:val="19"/>
-        </w:numPr>
-      </w:pPr>
-      <w:r>
-        <w:t>7-9 anni</w:t>
-      </w:r>
-    </w:p>
-    <w:p>
-      <w:pPr>
-        <w:pStyle w:val="ListParagraph"/>
-        <w:numPr>
-          <w:ilvl w:val="0"/>
-          <w:numId w:val="19"/>
-        </w:numPr>
-      </w:pPr>
-      <w:r>
-        <w:t>9-12 anni</w:t>
-      </w:r>
-    </w:p>
-    <w:p>
-      <w:pPr>
-        <w:pStyle w:val="ListParagraph"/>
-        <w:numPr>
-          <w:ilvl w:val="0"/>
-          <w:numId w:val="19"/>
-        </w:numPr>
-      </w:pPr>
-      <w:r>
-        <w:t>12+ anni</w:t>
-      </w:r>
-    </w:p>
-    <w:p/>
-    <w:p>
-      <w:pPr>
+        <w:t>et</w:t>
+      </w:r>
+      <w:r>
         <w:rPr>
           <w:b/>
           <w:bCs/>
           <w:sz w:val="48"/>
           <w:szCs w:val="36"/>
         </w:rPr>
-      </w:pPr>
-      <w:r>
+        <w:t>à</w:t>
+      </w:r>
+      <w:proofErr w:type="spellEnd"/>
+    </w:p>
+    <w:p>
+      <w:pPr>
+        <w:pStyle w:val="ListParagraph"/>
+        <w:numPr>
+          <w:ilvl w:val="0"/>
+          <w:numId w:val="19"/>
+        </w:numPr>
+      </w:pPr>
+      <w:r>
+        <w:t>0-3 anni</w:t>
+      </w:r>
+    </w:p>
+    <w:p>
+      <w:pPr>
+        <w:pStyle w:val="ListParagraph"/>
+        <w:numPr>
+          <w:ilvl w:val="0"/>
+          <w:numId w:val="19"/>
+        </w:numPr>
+      </w:pPr>
+      <w:r>
+        <w:t>4-6 anni</w:t>
+      </w:r>
+    </w:p>
+    <w:p>
+      <w:pPr>
+        <w:pStyle w:val="ListParagraph"/>
+        <w:numPr>
+          <w:ilvl w:val="0"/>
+          <w:numId w:val="19"/>
+        </w:numPr>
+      </w:pPr>
+      <w:r>
+        <w:t>7-9 anni</w:t>
+      </w:r>
+    </w:p>
+    <w:p>
+      <w:pPr>
+        <w:pStyle w:val="ListParagraph"/>
+        <w:numPr>
+          <w:ilvl w:val="0"/>
+          <w:numId w:val="19"/>
+        </w:numPr>
+      </w:pPr>
+      <w:r>
+        <w:t>9-12 anni</w:t>
+      </w:r>
+    </w:p>
+    <w:p>
+      <w:pPr>
+        <w:pStyle w:val="ListParagraph"/>
+        <w:numPr>
+          <w:ilvl w:val="0"/>
+          <w:numId w:val="19"/>
+        </w:numPr>
+      </w:pPr>
+      <w:r>
+        <w:t>12+ anni</w:t>
+      </w:r>
+    </w:p>
+    <w:p/>
+    <w:p>
+      <w:pPr>
         <w:rPr>
           <w:b/>
           <w:bCs/>
           <w:sz w:val="48"/>
           <w:szCs w:val="36"/>
         </w:rPr>
-        <w:t>Stili</w:t>
-      </w:r>
-    </w:p>
-    <w:p>
-      <w:pPr>
-        <w:rPr>
-          <w:b/>
-          <w:bCs/>
-        </w:rPr>
-      </w:pPr>
-      <w:r>
-        <w:rPr>
-          <w:b/>
-          <w:bCs/>
-        </w:rPr>
-        <w:t>Formato</w:t>
-      </w:r>
-    </w:p>
-    <w:p>
-      <w:pPr>
-        <w:numPr>
-          <w:ilvl w:val="0"/>
-          <w:numId w:val="6"/>
-        </w:numPr>
-      </w:pPr>
-      <w:r>
-        <w:t>Primi romanzi</w:t>
-      </w:r>
-    </w:p>
-    <w:p>
-      <w:pPr>
-        <w:numPr>
-          <w:ilvl w:val="0"/>
-          <w:numId w:val="6"/>
-        </w:numPr>
-      </w:pPr>
-      <w:r>
-        <w:t xml:space="preserve">Fumetti </w:t>
-      </w:r>
-    </w:p>
-    <w:p>
-      <w:pPr>
-        <w:numPr>
-          <w:ilvl w:val="0"/>
-          <w:numId w:val="6"/>
-        </w:numPr>
-      </w:pPr>
-      <w:r>
-        <w:t>Interattiv</w:t>
-      </w:r>
-      <w:r>
-        <w:t>i</w:t>
-      </w:r>
-    </w:p>
-    <w:p>
-      <w:pPr>
-        <w:numPr>
-          <w:ilvl w:val="0"/>
-          <w:numId w:val="6"/>
-        </w:numPr>
-      </w:pPr>
-      <w:r>
-        <w:lastRenderedPageBreak/>
-        <w:t>Lettura ad alta voce</w:t>
-      </w:r>
-    </w:p>
-    <w:p>
-      <w:pPr>
-        <w:numPr>
-          <w:ilvl w:val="0"/>
-          <w:numId w:val="6"/>
-        </w:numPr>
-      </w:pPr>
-      <w:r>
-        <w:t xml:space="preserve">Albi illustrati </w:t>
-      </w:r>
-    </w:p>
-    <w:p>
-      <w:pPr>
-        <w:numPr>
-          <w:ilvl w:val="0"/>
-          <w:numId w:val="6"/>
-        </w:numPr>
-      </w:pPr>
-      <w:r>
-        <w:t>Ricco di testo</w:t>
-      </w:r>
-    </w:p>
-    <w:p>
-      <w:pPr>
-        <w:rPr>
-          <w:b/>
-          <w:bCs/>
-        </w:rPr>
-      </w:pPr>
-      <w:r>
-        <w:rPr>
-          <w:b/>
-          <w:bCs/>
-        </w:rPr>
-        <w:t>Narrativ</w:t>
-      </w:r>
-      <w:r>
-        <w:rPr>
-          <w:b/>
-          <w:bCs/>
-        </w:rPr>
-        <w:t>a</w:t>
-      </w:r>
-    </w:p>
-    <w:p>
-      <w:pPr>
-        <w:numPr>
-          <w:ilvl w:val="0"/>
-          <w:numId w:val="7"/>
-        </w:numPr>
-      </w:pPr>
-      <w:r>
-        <w:t xml:space="preserve">Interiorità </w:t>
-      </w:r>
-    </w:p>
-    <w:p>
-      <w:pPr>
-        <w:numPr>
-          <w:ilvl w:val="0"/>
-          <w:numId w:val="7"/>
-        </w:numPr>
-      </w:pPr>
-      <w:r>
-        <w:t xml:space="preserve">Dialogo </w:t>
-      </w:r>
-    </w:p>
-    <w:p>
-      <w:pPr>
-        <w:numPr>
-          <w:ilvl w:val="0"/>
-          <w:numId w:val="7"/>
-        </w:numPr>
-      </w:pPr>
-      <w:r>
-        <w:t xml:space="preserve">Morale </w:t>
-      </w:r>
-    </w:p>
-    <w:p>
-      <w:pPr>
-        <w:numPr>
-          <w:ilvl w:val="0"/>
-          <w:numId w:val="7"/>
-        </w:numPr>
-      </w:pPr>
-      <w:r>
-        <w:t xml:space="preserve">Riflessione </w:t>
-      </w:r>
-    </w:p>
-    <w:p>
-      <w:pPr>
-        <w:numPr>
-          <w:ilvl w:val="0"/>
-          <w:numId w:val="7"/>
-        </w:numPr>
-      </w:pPr>
-      <w:r>
-        <w:t>Cammino</w:t>
-      </w:r>
-    </w:p>
-    <w:p>
-      <w:pPr>
-        <w:numPr>
-          <w:ilvl w:val="0"/>
-          <w:numId w:val="7"/>
-        </w:numPr>
-      </w:pPr>
-      <w:r>
-        <w:t xml:space="preserve">Poetico </w:t>
-      </w:r>
-    </w:p>
-    <w:p>
-      <w:pPr>
-        <w:rPr>
-          <w:b/>
-          <w:bCs/>
-        </w:rPr>
-      </w:pPr>
-      <w:r>
-        <w:rPr>
-          <w:b/>
-          <w:bCs/>
-        </w:rPr>
-        <w:t>Generi</w:t>
-      </w:r>
-    </w:p>
-    <w:p>
-      <w:pPr>
-        <w:numPr>
-          <w:ilvl w:val="0"/>
-          <w:numId w:val="8"/>
-        </w:numPr>
-      </w:pPr>
-      <w:r>
-        <w:t xml:space="preserve">Avventura </w:t>
-      </w:r>
-    </w:p>
-    <w:p>
-      <w:pPr>
-        <w:numPr>
-          <w:ilvl w:val="0"/>
-          <w:numId w:val="8"/>
-        </w:numPr>
-      </w:pPr>
-      <w:r>
-        <w:t xml:space="preserve">Fiabe </w:t>
-      </w:r>
-    </w:p>
-    <w:p>
-      <w:pPr>
-        <w:numPr>
-          <w:ilvl w:val="0"/>
-          <w:numId w:val="8"/>
-        </w:numPr>
-      </w:pPr>
-      <w:r>
-        <w:t xml:space="preserve">Fantasia </w:t>
-      </w:r>
-    </w:p>
-    <w:p>
-      <w:pPr>
-        <w:numPr>
-          <w:ilvl w:val="0"/>
-          <w:numId w:val="8"/>
-        </w:numPr>
-      </w:pPr>
-      <w:r>
-        <w:t xml:space="preserve">Storico </w:t>
-      </w:r>
-    </w:p>
-    <w:p>
-      <w:pPr>
-        <w:numPr>
-          <w:ilvl w:val="0"/>
-          <w:numId w:val="8"/>
-        </w:numPr>
-      </w:pPr>
-      <w:r>
-        <w:t xml:space="preserve">Contemporaneo </w:t>
-      </w:r>
-    </w:p>
-    <w:p>
-      <w:pPr>
-        <w:numPr>
-          <w:ilvl w:val="0"/>
-          <w:numId w:val="8"/>
-        </w:numPr>
-      </w:pPr>
-      <w:r>
-        <w:t>Mitologia</w:t>
-      </w:r>
-    </w:p>
-    <w:p>
-      <w:pPr>
-        <w:numPr>
-          <w:ilvl w:val="0"/>
-          <w:numId w:val="8"/>
-        </w:numPr>
-      </w:pPr>
-      <w:r>
-        <w:t>Dramma</w:t>
-      </w:r>
-    </w:p>
-    <w:p>
-      <w:pPr>
-        <w:numPr>
-          <w:ilvl w:val="0"/>
-          <w:numId w:val="8"/>
-        </w:numPr>
-      </w:pPr>
-      <w:r>
-        <w:t>Folclore</w:t>
-      </w:r>
-    </w:p>
-    <w:p>
-      <w:pPr>
-        <w:numPr>
-          <w:ilvl w:val="0"/>
-          <w:numId w:val="8"/>
-        </w:numPr>
-      </w:pPr>
-      <w:r>
-        <w:t>Poesia</w:t>
-      </w:r>
-    </w:p>
-    <w:p>
-      <w:pPr>
-        <w:rPr>
-          <w:b/>
-          <w:bCs/>
-        </w:rPr>
-      </w:pPr>
-      <w:r>
-        <w:rPr>
-          <w:b/>
-          <w:bCs/>
-        </w:rPr>
-        <w:t xml:space="preserve">Immagini </w:t>
-      </w:r>
-    </w:p>
-    <w:p>
-      <w:pPr>
-        <w:numPr>
-          <w:ilvl w:val="0"/>
-          <w:numId w:val="9"/>
-        </w:numPr>
-      </w:pPr>
-      <w:r>
-        <w:t xml:space="preserve">Grafico </w:t>
-      </w:r>
-    </w:p>
-    <w:p>
-      <w:pPr>
-        <w:numPr>
-          <w:ilvl w:val="0"/>
-          <w:numId w:val="9"/>
-        </w:numPr>
-      </w:pPr>
-      <w:r>
-        <w:t xml:space="preserve">Realismo </w:t>
-      </w:r>
-    </w:p>
-    <w:p>
-      <w:pPr>
-        <w:numPr>
-          <w:ilvl w:val="0"/>
-          <w:numId w:val="9"/>
-        </w:numPr>
-      </w:pPr>
-      <w:r>
-        <w:t xml:space="preserve">Minimalismo </w:t>
-      </w:r>
-    </w:p>
-    <w:p>
-      <w:pPr>
-        <w:numPr>
-          <w:ilvl w:val="0"/>
-          <w:numId w:val="9"/>
-        </w:numPr>
-      </w:pPr>
-      <w:r>
-        <w:t xml:space="preserve">Vintage </w:t>
-      </w:r>
-    </w:p>
-    <w:p>
-      <w:pPr>
-        <w:numPr>
-          <w:ilvl w:val="0"/>
-          <w:numId w:val="9"/>
-        </w:numPr>
-      </w:pPr>
-      <w:r>
-        <w:t xml:space="preserve">Acquerello </w:t>
-      </w:r>
-    </w:p>
-    <w:p>
-      <w:pPr>
-        <w:numPr>
-          <w:ilvl w:val="0"/>
-          <w:numId w:val="9"/>
-        </w:numPr>
-      </w:pPr>
-      <w:r>
-        <w:t xml:space="preserve">Fantastico </w:t>
-      </w:r>
-    </w:p>
-    <w:p/>
-    <w:p>
-      <w:pPr>
+      </w:pPr>
+      <w:proofErr w:type="spellStart"/>
+      <w:r>
         <w:rPr>
           <w:b/>
           <w:bCs/>
           <w:sz w:val="48"/>
           <w:szCs w:val="36"/>
         </w:rPr>
-      </w:pPr>
-      <w:r>
+        <w:t>Stili</w:t>
+      </w:r>
+      <w:proofErr w:type="spellEnd"/>
+    </w:p>
+    <w:p>
+      <w:pPr>
+        <w:rPr>
+          <w:b/>
+          <w:bCs/>
+        </w:rPr>
+      </w:pPr>
+      <w:r>
+        <w:rPr>
+          <w:b/>
+          <w:bCs/>
+        </w:rPr>
+        <w:t>Formato</w:t>
+      </w:r>
+    </w:p>
+    <w:p>
+      <w:pPr>
+        <w:numPr>
+          <w:ilvl w:val="0"/>
+          <w:numId w:val="6"/>
+        </w:numPr>
+      </w:pPr>
+      <w:proofErr w:type="spellStart"/>
+      <w:r>
+        <w:t>Primi</w:t>
+      </w:r>
+      <w:proofErr w:type="spellEnd"/>
+      <w:r>
+        <w:t xml:space="preserve"> </w:t>
+      </w:r>
+      <w:proofErr w:type="spellStart"/>
+      <w:r>
+        <w:t>romanzi</w:t>
+      </w:r>
+      <w:proofErr w:type="spellEnd"/>
+    </w:p>
+    <w:p>
+      <w:pPr>
+        <w:numPr>
+          <w:ilvl w:val="0"/>
+          <w:numId w:val="6"/>
+        </w:numPr>
+      </w:pPr>
+      <w:proofErr w:type="spellStart"/>
+      <w:r>
+        <w:t>Fumetti</w:t>
+      </w:r>
+      <w:proofErr w:type="spellEnd"/>
+      <w:r>
+        <w:t xml:space="preserve"> </w:t>
+      </w:r>
+    </w:p>
+    <w:p>
+      <w:pPr>
+        <w:numPr>
+          <w:ilvl w:val="0"/>
+          <w:numId w:val="6"/>
+        </w:numPr>
+      </w:pPr>
+      <w:proofErr w:type="spellStart"/>
+      <w:r>
+        <w:lastRenderedPageBreak/>
+        <w:t>Interattiv</w:t>
+      </w:r>
+      <w:r>
+        <w:t>i</w:t>
+      </w:r>
+      <w:proofErr w:type="spellEnd"/>
+    </w:p>
+    <w:p>
+      <w:pPr>
+        <w:numPr>
+          <w:ilvl w:val="0"/>
+          <w:numId w:val="6"/>
+        </w:numPr>
+      </w:pPr>
+      <w:proofErr w:type="spellStart"/>
+      <w:r>
+        <w:t>Lettura</w:t>
+      </w:r>
+      <w:proofErr w:type="spellEnd"/>
+      <w:r>
+        <w:t xml:space="preserve"> ad </w:t>
+      </w:r>
+      <w:proofErr w:type="spellStart"/>
+      <w:r>
+        <w:t>alta</w:t>
+      </w:r>
+      <w:proofErr w:type="spellEnd"/>
+      <w:r>
+        <w:t xml:space="preserve"> voce</w:t>
+      </w:r>
+    </w:p>
+    <w:p>
+      <w:pPr>
+        <w:numPr>
+          <w:ilvl w:val="0"/>
+          <w:numId w:val="6"/>
+        </w:numPr>
+      </w:pPr>
+      <w:r>
+        <w:t xml:space="preserve">Albi </w:t>
+      </w:r>
+      <w:proofErr w:type="spellStart"/>
+      <w:r>
+        <w:t>illustrati</w:t>
+      </w:r>
+      <w:proofErr w:type="spellEnd"/>
+      <w:r>
+        <w:t xml:space="preserve"> </w:t>
+      </w:r>
+    </w:p>
+    <w:p>
+      <w:pPr>
+        <w:numPr>
+          <w:ilvl w:val="0"/>
+          <w:numId w:val="6"/>
+        </w:numPr>
+      </w:pPr>
+      <w:proofErr w:type="spellStart"/>
+      <w:r>
+        <w:t>Illustrati</w:t>
+      </w:r>
+      <w:proofErr w:type="spellEnd"/>
+    </w:p>
+    <w:p>
+      <w:pPr>
+        <w:numPr>
+          <w:ilvl w:val="0"/>
+          <w:numId w:val="6"/>
+        </w:numPr>
+      </w:pPr>
+      <w:r>
+        <w:t>Ricco di testo</w:t>
+      </w:r>
+    </w:p>
+    <w:p>
+      <w:pPr>
+        <w:rPr>
+          <w:b/>
+          <w:bCs/>
+        </w:rPr>
+      </w:pPr>
+      <w:proofErr w:type="spellStart"/>
+      <w:r>
+        <w:rPr>
+          <w:b/>
+          <w:bCs/>
+        </w:rPr>
+        <w:t>Narrativ</w:t>
+      </w:r>
+      <w:r>
+        <w:rPr>
+          <w:b/>
+          <w:bCs/>
+        </w:rPr>
+        <w:t>a</w:t>
+      </w:r>
+      <w:proofErr w:type="spellEnd"/>
+    </w:p>
+    <w:p>
+      <w:pPr>
+        <w:numPr>
+          <w:ilvl w:val="0"/>
+          <w:numId w:val="7"/>
+        </w:numPr>
+      </w:pPr>
+      <w:proofErr w:type="spellStart"/>
+      <w:r>
+        <w:t>Interiorità</w:t>
+      </w:r>
+      <w:proofErr w:type="spellEnd"/>
+      <w:r>
+        <w:t xml:space="preserve"> </w:t>
+      </w:r>
+    </w:p>
+    <w:p>
+      <w:pPr>
+        <w:numPr>
+          <w:ilvl w:val="0"/>
+          <w:numId w:val="7"/>
+        </w:numPr>
+      </w:pPr>
+      <w:proofErr w:type="spellStart"/>
+      <w:r>
+        <w:t>Dialogo</w:t>
+      </w:r>
+      <w:proofErr w:type="spellEnd"/>
+      <w:r>
+        <w:t xml:space="preserve"> </w:t>
+      </w:r>
+    </w:p>
+    <w:p>
+      <w:pPr>
+        <w:numPr>
+          <w:ilvl w:val="0"/>
+          <w:numId w:val="7"/>
+        </w:numPr>
+      </w:pPr>
+      <w:r>
+        <w:t xml:space="preserve">Morale </w:t>
+      </w:r>
+    </w:p>
+    <w:p>
+      <w:pPr>
+        <w:numPr>
+          <w:ilvl w:val="0"/>
+          <w:numId w:val="7"/>
+        </w:numPr>
+      </w:pPr>
+      <w:proofErr w:type="spellStart"/>
+      <w:r>
+        <w:t>Riflessione</w:t>
+      </w:r>
+      <w:proofErr w:type="spellEnd"/>
+      <w:r>
+        <w:t xml:space="preserve"> </w:t>
+      </w:r>
+    </w:p>
+    <w:p>
+      <w:pPr>
+        <w:numPr>
+          <w:ilvl w:val="0"/>
+          <w:numId w:val="7"/>
+        </w:numPr>
+      </w:pPr>
+      <w:proofErr w:type="spellStart"/>
+      <w:r>
+        <w:t>Cammino</w:t>
+      </w:r>
+      <w:proofErr w:type="spellEnd"/>
+    </w:p>
+    <w:p>
+      <w:pPr>
+        <w:numPr>
+          <w:ilvl w:val="0"/>
+          <w:numId w:val="7"/>
+        </w:numPr>
+      </w:pPr>
+      <w:proofErr w:type="spellStart"/>
+      <w:r>
+        <w:t>Poetico</w:t>
+      </w:r>
+      <w:proofErr w:type="spellEnd"/>
+      <w:r>
+        <w:t xml:space="preserve"> </w:t>
+      </w:r>
+    </w:p>
+    <w:p>
+      <w:pPr>
+        <w:rPr>
+          <w:b/>
+          <w:bCs/>
+        </w:rPr>
+      </w:pPr>
+      <w:proofErr w:type="spellStart"/>
+      <w:r>
+        <w:rPr>
+          <w:b/>
+          <w:bCs/>
+        </w:rPr>
+        <w:t>Generi</w:t>
+      </w:r>
+      <w:proofErr w:type="spellEnd"/>
+    </w:p>
+    <w:p>
+      <w:pPr>
+        <w:numPr>
+          <w:ilvl w:val="0"/>
+          <w:numId w:val="8"/>
+        </w:numPr>
+      </w:pPr>
+      <w:proofErr w:type="spellStart"/>
+      <w:r>
+        <w:t>Avventura</w:t>
+      </w:r>
+      <w:proofErr w:type="spellEnd"/>
+      <w:r>
+        <w:t xml:space="preserve"> </w:t>
+      </w:r>
+    </w:p>
+    <w:p>
+      <w:pPr>
+        <w:numPr>
+          <w:ilvl w:val="0"/>
+          <w:numId w:val="8"/>
+        </w:numPr>
+      </w:pPr>
+      <w:proofErr w:type="spellStart"/>
+      <w:r>
+        <w:t>Fiabe</w:t>
+      </w:r>
+      <w:proofErr w:type="spellEnd"/>
+      <w:r>
+        <w:t xml:space="preserve"> </w:t>
+      </w:r>
+    </w:p>
+    <w:p>
+      <w:pPr>
+        <w:numPr>
+          <w:ilvl w:val="0"/>
+          <w:numId w:val="8"/>
+        </w:numPr>
+      </w:pPr>
+      <w:r>
+        <w:t xml:space="preserve">Fantasia </w:t>
+      </w:r>
+    </w:p>
+    <w:p>
+      <w:pPr>
+        <w:numPr>
+          <w:ilvl w:val="0"/>
+          <w:numId w:val="8"/>
+        </w:numPr>
+      </w:pPr>
+      <w:r>
+        <w:t xml:space="preserve">Storico </w:t>
+      </w:r>
+    </w:p>
+    <w:p>
+      <w:pPr>
+        <w:numPr>
+          <w:ilvl w:val="0"/>
+          <w:numId w:val="8"/>
+        </w:numPr>
+      </w:pPr>
+      <w:proofErr w:type="spellStart"/>
+      <w:r>
+        <w:t>Contemporaneo</w:t>
+      </w:r>
+      <w:proofErr w:type="spellEnd"/>
+      <w:r>
+        <w:t xml:space="preserve"> </w:t>
+      </w:r>
+    </w:p>
+    <w:p>
+      <w:pPr>
+        <w:numPr>
+          <w:ilvl w:val="0"/>
+          <w:numId w:val="8"/>
+        </w:numPr>
+      </w:pPr>
+      <w:proofErr w:type="spellStart"/>
+      <w:r>
+        <w:t>Mitologia</w:t>
+      </w:r>
+      <w:proofErr w:type="spellEnd"/>
+    </w:p>
+    <w:p>
+      <w:pPr>
+        <w:numPr>
+          <w:ilvl w:val="0"/>
+          <w:numId w:val="8"/>
+        </w:numPr>
+      </w:pPr>
+      <w:proofErr w:type="spellStart"/>
+      <w:r>
+        <w:t>Dramma</w:t>
+      </w:r>
+      <w:proofErr w:type="spellEnd"/>
+    </w:p>
+    <w:p>
+      <w:pPr>
+        <w:numPr>
+          <w:ilvl w:val="0"/>
+          <w:numId w:val="8"/>
+        </w:numPr>
+      </w:pPr>
+      <w:proofErr w:type="spellStart"/>
+      <w:r>
+        <w:t>Folclore</w:t>
+      </w:r>
+      <w:proofErr w:type="spellEnd"/>
+    </w:p>
+    <w:p>
+      <w:pPr>
+        <w:numPr>
+          <w:ilvl w:val="0"/>
+          <w:numId w:val="8"/>
+        </w:numPr>
+      </w:pPr>
+      <w:r>
+        <w:t>Poesia</w:t>
+      </w:r>
+    </w:p>
+    <w:p>
+      <w:pPr>
+        <w:rPr>
+          <w:b/>
+          <w:bCs/>
+        </w:rPr>
+      </w:pPr>
+      <w:proofErr w:type="spellStart"/>
+      <w:r>
+        <w:rPr>
+          <w:b/>
+          <w:bCs/>
+        </w:rPr>
+        <w:t>Immagini</w:t>
+      </w:r>
+      <w:proofErr w:type="spellEnd"/>
+      <w:r>
+        <w:rPr>
+          <w:b/>
+          <w:bCs/>
+        </w:rPr>
+        <w:t xml:space="preserve"> </w:t>
+      </w:r>
+    </w:p>
+    <w:p>
+      <w:pPr>
+        <w:numPr>
+          <w:ilvl w:val="0"/>
+          <w:numId w:val="9"/>
+        </w:numPr>
+      </w:pPr>
+      <w:proofErr w:type="spellStart"/>
+      <w:r>
+        <w:t>Grafico</w:t>
+      </w:r>
+      <w:proofErr w:type="spellEnd"/>
+      <w:r>
+        <w:t xml:space="preserve"> </w:t>
+      </w:r>
+    </w:p>
+    <w:p>
+      <w:pPr>
+        <w:numPr>
+          <w:ilvl w:val="0"/>
+          <w:numId w:val="9"/>
+        </w:numPr>
+      </w:pPr>
+      <w:proofErr w:type="spellStart"/>
+      <w:r>
+        <w:t>Realismo</w:t>
+      </w:r>
+      <w:proofErr w:type="spellEnd"/>
+      <w:r>
+        <w:t xml:space="preserve"> </w:t>
+      </w:r>
+    </w:p>
+    <w:p>
+      <w:pPr>
+        <w:numPr>
+          <w:ilvl w:val="0"/>
+          <w:numId w:val="9"/>
+        </w:numPr>
+      </w:pPr>
+      <w:proofErr w:type="spellStart"/>
+      <w:r>
+        <w:t>Minimalismo</w:t>
+      </w:r>
+      <w:proofErr w:type="spellEnd"/>
+      <w:r>
+        <w:t xml:space="preserve"> </w:t>
+      </w:r>
+    </w:p>
+    <w:p>
+      <w:pPr>
+        <w:numPr>
+          <w:ilvl w:val="0"/>
+          <w:numId w:val="9"/>
+        </w:numPr>
+      </w:pPr>
+      <w:r>
+        <w:t xml:space="preserve">Vintage </w:t>
+      </w:r>
+    </w:p>
+    <w:p>
+      <w:pPr>
+        <w:numPr>
+          <w:ilvl w:val="0"/>
+          <w:numId w:val="9"/>
+        </w:numPr>
+      </w:pPr>
+      <w:proofErr w:type="spellStart"/>
+      <w:r>
+        <w:t>Acquerello</w:t>
+      </w:r>
+      <w:proofErr w:type="spellEnd"/>
+      <w:r>
+        <w:t xml:space="preserve"> </w:t>
+      </w:r>
+    </w:p>
+    <w:p>
+      <w:pPr>
+        <w:numPr>
+          <w:ilvl w:val="0"/>
+          <w:numId w:val="9"/>
+        </w:numPr>
+      </w:pPr>
+      <w:proofErr w:type="spellStart"/>
+      <w:r>
+        <w:t>Fantastico</w:t>
+      </w:r>
+      <w:proofErr w:type="spellEnd"/>
+      <w:r>
+        <w:t xml:space="preserve"> </w:t>
+      </w:r>
+    </w:p>
+    <w:p/>
+    <w:p>
+      <w:pPr>
         <w:rPr>
           <w:b/>
           <w:bCs/>
           <w:sz w:val="48"/>
           <w:szCs w:val="36"/>
         </w:rPr>
+      </w:pPr>
+      <w:r>
+        <w:rPr>
+          <w:b/>
+          <w:bCs/>
+          <w:sz w:val="48"/>
+          <w:szCs w:val="36"/>
+        </w:rPr>
         <w:t>Valori</w:t>
       </w:r>
     </w:p>
@@ -2384,36 +2707,42 @@
           <w:numId w:val="19"/>
         </w:numPr>
       </w:pPr>
+      <w:proofErr w:type="spellStart"/>
       <w:r>
         <w:t>Creativit</w:t>
       </w:r>
       <w:r>
         <w:t>à</w:t>
       </w:r>
-    </w:p>
-    <w:p>
-      <w:pPr>
-        <w:pStyle w:val="ListParagraph"/>
-        <w:numPr>
-          <w:ilvl w:val="0"/>
-          <w:numId w:val="19"/>
-        </w:numPr>
-      </w:pPr>
+      <w:proofErr w:type="spellEnd"/>
+    </w:p>
+    <w:p>
+      <w:pPr>
+        <w:pStyle w:val="ListParagraph"/>
+        <w:numPr>
+          <w:ilvl w:val="0"/>
+          <w:numId w:val="19"/>
+        </w:numPr>
+      </w:pPr>
+      <w:proofErr w:type="spellStart"/>
       <w:r>
         <w:t>Curiosità</w:t>
       </w:r>
-    </w:p>
-    <w:p>
-      <w:pPr>
-        <w:pStyle w:val="ListParagraph"/>
-        <w:numPr>
-          <w:ilvl w:val="0"/>
-          <w:numId w:val="19"/>
-        </w:numPr>
-      </w:pPr>
+      <w:proofErr w:type="spellEnd"/>
+    </w:p>
+    <w:p>
+      <w:pPr>
+        <w:pStyle w:val="ListParagraph"/>
+        <w:numPr>
+          <w:ilvl w:val="0"/>
+          <w:numId w:val="19"/>
+        </w:numPr>
+      </w:pPr>
+      <w:proofErr w:type="spellStart"/>
       <w:r>
         <w:t>Emozioni</w:t>
       </w:r>
+      <w:proofErr w:type="spellEnd"/>
     </w:p>
     <w:p>
       <w:pPr>
@@ -2435,51 +2764,51 @@
           <w:numId w:val="19"/>
         </w:numPr>
       </w:pPr>
+      <w:proofErr w:type="spellStart"/>
       <w:r>
         <w:t>Eroine</w:t>
       </w:r>
-    </w:p>
-    <w:p>
-      <w:pPr>
-        <w:pStyle w:val="ListParagraph"/>
-        <w:numPr>
-          <w:ilvl w:val="0"/>
-          <w:numId w:val="19"/>
-        </w:numPr>
-      </w:pPr>
+      <w:proofErr w:type="spellEnd"/>
+    </w:p>
+    <w:p>
+      <w:pPr>
+        <w:pStyle w:val="ListParagraph"/>
+        <w:numPr>
+          <w:ilvl w:val="0"/>
+          <w:numId w:val="19"/>
+        </w:numPr>
+      </w:pPr>
+      <w:proofErr w:type="spellStart"/>
       <w:r>
         <w:t>Eroi</w:t>
       </w:r>
-    </w:p>
-    <w:p>
-      <w:pPr>
-        <w:pStyle w:val="ListParagraph"/>
-        <w:numPr>
-          <w:ilvl w:val="0"/>
-          <w:numId w:val="19"/>
-        </w:numPr>
-      </w:pPr>
-      <w:r>
-        <w:t>Rispetto (</w:t>
-      </w:r>
-      <w:r>
-        <w:t>Gentilezza</w:t>
-      </w:r>
-      <w:r>
-        <w:t>)</w:t>
-      </w:r>
-    </w:p>
-    <w:p>
-      <w:pPr>
-        <w:pStyle w:val="ListParagraph"/>
-        <w:numPr>
-          <w:ilvl w:val="0"/>
-          <w:numId w:val="19"/>
-        </w:numPr>
-      </w:pPr>
+      <w:proofErr w:type="spellEnd"/>
+    </w:p>
+    <w:p>
+      <w:pPr>
+        <w:pStyle w:val="ListParagraph"/>
+        <w:numPr>
+          <w:ilvl w:val="0"/>
+          <w:numId w:val="19"/>
+        </w:numPr>
+      </w:pPr>
+      <w:r>
+        <w:t xml:space="preserve">Rispetto </w:t>
+      </w:r>
+    </w:p>
+    <w:p>
+      <w:pPr>
+        <w:pStyle w:val="ListParagraph"/>
+        <w:numPr>
+          <w:ilvl w:val="0"/>
+          <w:numId w:val="19"/>
+        </w:numPr>
+      </w:pPr>
+      <w:proofErr w:type="spellStart"/>
       <w:r>
         <w:t>Interculturalite</w:t>
       </w:r>
+      <w:proofErr w:type="spellEnd"/>
     </w:p>
     <w:p>
       <w:pPr>
@@ -2501,21 +2830,25 @@
           <w:numId w:val="19"/>
         </w:numPr>
       </w:pPr>
+      <w:proofErr w:type="spellStart"/>
       <w:r>
         <w:t>Ragionamento</w:t>
       </w:r>
-    </w:p>
-    <w:p>
-      <w:pPr>
-        <w:pStyle w:val="ListParagraph"/>
-        <w:numPr>
-          <w:ilvl w:val="0"/>
-          <w:numId w:val="19"/>
-        </w:numPr>
-      </w:pPr>
+      <w:proofErr w:type="spellEnd"/>
+    </w:p>
+    <w:p>
+      <w:pPr>
+        <w:pStyle w:val="ListParagraph"/>
+        <w:numPr>
+          <w:ilvl w:val="0"/>
+          <w:numId w:val="19"/>
+        </w:numPr>
+      </w:pPr>
+      <w:proofErr w:type="spellStart"/>
       <w:r>
         <w:t>Sagezza</w:t>
       </w:r>
+      <w:proofErr w:type="spellEnd"/>
     </w:p>
     <w:p>
       <w:pPr>
@@ -2569,6 +2902,7 @@
           <w:szCs w:val="36"/>
         </w:rPr>
       </w:pPr>
+      <w:proofErr w:type="spellStart"/>
       <w:r>
         <w:rPr>
           <w:b/>
@@ -2578,6 +2912,7 @@
         </w:rPr>
         <w:t>Idiomas</w:t>
       </w:r>
+      <w:proofErr w:type="spellEnd"/>
     </w:p>
     <w:p/>
     <w:p>
@@ -2648,6 +2983,7 @@
           <w:numId w:val="19"/>
         </w:numPr>
       </w:pPr>
+      <w:proofErr w:type="spellStart"/>
       <w:r>
         <w:t>Portugu</w:t>
       </w:r>
@@ -2657,6 +2993,7 @@
       <w:r>
         <w:t>s</w:t>
       </w:r>
+      <w:proofErr w:type="spellEnd"/>
     </w:p>
     <w:p/>
     <w:p>
@@ -2675,514 +3012,692 @@
           <w:sz w:val="48"/>
           <w:szCs w:val="36"/>
         </w:rPr>
-        <w:lastRenderedPageBreak/>
-        <w:t>Por Edad</w:t>
-      </w:r>
-    </w:p>
-    <w:p>
-      <w:pPr>
-        <w:pStyle w:val="ListParagraph"/>
-        <w:numPr>
-          <w:ilvl w:val="0"/>
-          <w:numId w:val="19"/>
-        </w:numPr>
-      </w:pPr>
-      <w:r>
-        <w:t>0-3 a</w:t>
-      </w:r>
-      <w:r>
-        <w:t>ñ</w:t>
-      </w:r>
-      <w:r>
-        <w:t>os</w:t>
-      </w:r>
-    </w:p>
-    <w:p>
-      <w:pPr>
-        <w:pStyle w:val="ListParagraph"/>
-        <w:numPr>
-          <w:ilvl w:val="0"/>
-          <w:numId w:val="19"/>
-        </w:numPr>
-      </w:pPr>
-      <w:r>
-        <w:t>4-6 a</w:t>
-      </w:r>
-      <w:r>
-        <w:t>ñ</w:t>
-      </w:r>
-      <w:r>
-        <w:t>os</w:t>
-      </w:r>
-    </w:p>
-    <w:p>
-      <w:pPr>
-        <w:pStyle w:val="ListParagraph"/>
-        <w:numPr>
-          <w:ilvl w:val="0"/>
-          <w:numId w:val="19"/>
-        </w:numPr>
-      </w:pPr>
-      <w:r>
-        <w:t>7-9 a</w:t>
-      </w:r>
-      <w:r>
-        <w:t>ñ</w:t>
-      </w:r>
-      <w:r>
-        <w:t>os</w:t>
-      </w:r>
-    </w:p>
-    <w:p>
-      <w:pPr>
-        <w:pStyle w:val="ListParagraph"/>
-        <w:numPr>
-          <w:ilvl w:val="0"/>
-          <w:numId w:val="19"/>
-        </w:numPr>
-      </w:pPr>
-      <w:r>
-        <w:t>9-12 a</w:t>
-      </w:r>
-      <w:r>
-        <w:t>ñ</w:t>
-      </w:r>
-      <w:r>
-        <w:t>os</w:t>
-      </w:r>
-    </w:p>
-    <w:p>
-      <w:pPr>
-        <w:pStyle w:val="ListParagraph"/>
-        <w:numPr>
-          <w:ilvl w:val="0"/>
-          <w:numId w:val="19"/>
-        </w:numPr>
-      </w:pPr>
-      <w:r>
-        <w:t>12+ a</w:t>
-      </w:r>
-      <w:r>
-        <w:t>ñ</w:t>
-      </w:r>
-      <w:r>
-        <w:t>os</w:t>
-      </w:r>
-    </w:p>
-    <w:p/>
-    <w:p>
-      <w:pPr>
+        <w:t xml:space="preserve">Por </w:t>
+      </w:r>
+      <w:proofErr w:type="spellStart"/>
+      <w:r>
         <w:rPr>
           <w:b/>
           <w:bCs/>
           <w:sz w:val="48"/>
           <w:szCs w:val="36"/>
         </w:rPr>
-      </w:pPr>
-      <w:r>
+        <w:t>Edad</w:t>
+      </w:r>
+      <w:proofErr w:type="spellEnd"/>
+    </w:p>
+    <w:p>
+      <w:pPr>
+        <w:pStyle w:val="ListParagraph"/>
+        <w:numPr>
+          <w:ilvl w:val="0"/>
+          <w:numId w:val="19"/>
+        </w:numPr>
+      </w:pPr>
+      <w:r>
+        <w:t xml:space="preserve">0-3 </w:t>
+      </w:r>
+      <w:proofErr w:type="spellStart"/>
+      <w:r>
+        <w:t>a</w:t>
+      </w:r>
+      <w:r>
+        <w:t>ñ</w:t>
+      </w:r>
+      <w:r>
+        <w:t>os</w:t>
+      </w:r>
+      <w:proofErr w:type="spellEnd"/>
+    </w:p>
+    <w:p>
+      <w:pPr>
+        <w:pStyle w:val="ListParagraph"/>
+        <w:numPr>
+          <w:ilvl w:val="0"/>
+          <w:numId w:val="19"/>
+        </w:numPr>
+      </w:pPr>
+      <w:r>
+        <w:t xml:space="preserve">4-6 </w:t>
+      </w:r>
+      <w:proofErr w:type="spellStart"/>
+      <w:r>
+        <w:t>a</w:t>
+      </w:r>
+      <w:r>
+        <w:t>ñ</w:t>
+      </w:r>
+      <w:r>
+        <w:t>os</w:t>
+      </w:r>
+      <w:proofErr w:type="spellEnd"/>
+    </w:p>
+    <w:p>
+      <w:pPr>
+        <w:pStyle w:val="ListParagraph"/>
+        <w:numPr>
+          <w:ilvl w:val="0"/>
+          <w:numId w:val="19"/>
+        </w:numPr>
+      </w:pPr>
+      <w:r>
+        <w:t xml:space="preserve">7-9 </w:t>
+      </w:r>
+      <w:proofErr w:type="spellStart"/>
+      <w:r>
+        <w:t>a</w:t>
+      </w:r>
+      <w:r>
+        <w:t>ñ</w:t>
+      </w:r>
+      <w:r>
+        <w:t>os</w:t>
+      </w:r>
+      <w:proofErr w:type="spellEnd"/>
+    </w:p>
+    <w:p>
+      <w:pPr>
+        <w:pStyle w:val="ListParagraph"/>
+        <w:numPr>
+          <w:ilvl w:val="0"/>
+          <w:numId w:val="19"/>
+        </w:numPr>
+      </w:pPr>
+      <w:r>
+        <w:t xml:space="preserve">9-12 </w:t>
+      </w:r>
+      <w:proofErr w:type="spellStart"/>
+      <w:r>
+        <w:t>a</w:t>
+      </w:r>
+      <w:r>
+        <w:t>ñ</w:t>
+      </w:r>
+      <w:r>
+        <w:t>os</w:t>
+      </w:r>
+      <w:proofErr w:type="spellEnd"/>
+    </w:p>
+    <w:p>
+      <w:pPr>
+        <w:pStyle w:val="ListParagraph"/>
+        <w:numPr>
+          <w:ilvl w:val="0"/>
+          <w:numId w:val="19"/>
+        </w:numPr>
+      </w:pPr>
+      <w:r>
+        <w:t xml:space="preserve">12+ </w:t>
+      </w:r>
+      <w:proofErr w:type="spellStart"/>
+      <w:r>
+        <w:t>a</w:t>
+      </w:r>
+      <w:r>
+        <w:t>ñ</w:t>
+      </w:r>
+      <w:r>
+        <w:t>os</w:t>
+      </w:r>
+      <w:proofErr w:type="spellEnd"/>
+    </w:p>
+    <w:p/>
+    <w:p>
+      <w:pPr>
         <w:rPr>
           <w:b/>
           <w:bCs/>
           <w:sz w:val="48"/>
           <w:szCs w:val="36"/>
         </w:rPr>
-        <w:t>Estilos</w:t>
-      </w:r>
-    </w:p>
-    <w:p>
-      <w:pPr>
-        <w:rPr>
-          <w:b/>
-          <w:bCs/>
-        </w:rPr>
-      </w:pPr>
-      <w:r>
-        <w:rPr>
-          <w:b/>
-          <w:bCs/>
-        </w:rPr>
-        <w:t>Formato</w:t>
-      </w:r>
-    </w:p>
-    <w:p>
-      <w:pPr>
-        <w:numPr>
-          <w:ilvl w:val="0"/>
-          <w:numId w:val="10"/>
-        </w:numPr>
-      </w:pPr>
-      <w:r>
-        <w:t>Primeros lectores</w:t>
-      </w:r>
-    </w:p>
-    <w:p>
-      <w:pPr>
-        <w:numPr>
-          <w:ilvl w:val="0"/>
-          <w:numId w:val="10"/>
-        </w:numPr>
-      </w:pPr>
-      <w:r>
-        <w:t>Cómic</w:t>
-      </w:r>
-    </w:p>
-    <w:p>
-      <w:pPr>
-        <w:numPr>
-          <w:ilvl w:val="0"/>
-          <w:numId w:val="10"/>
-        </w:numPr>
-      </w:pPr>
-      <w:r>
-        <w:t>Interactivo</w:t>
-      </w:r>
-      <w:r>
-        <w:t>s</w:t>
-      </w:r>
-      <w:r>
-        <w:t xml:space="preserve"> </w:t>
-      </w:r>
-    </w:p>
-    <w:p>
-      <w:pPr>
-        <w:numPr>
-          <w:ilvl w:val="0"/>
-          <w:numId w:val="10"/>
-        </w:numPr>
-      </w:pPr>
-      <w:r>
-        <w:t>Lectura en voz alta</w:t>
-      </w:r>
-    </w:p>
-    <w:p>
-      <w:pPr>
-        <w:numPr>
-          <w:ilvl w:val="0"/>
-          <w:numId w:val="10"/>
-        </w:numPr>
-      </w:pPr>
-      <w:r>
-        <w:t xml:space="preserve">Álbumes ilustrados </w:t>
-      </w:r>
-    </w:p>
-    <w:p>
-      <w:pPr>
-        <w:numPr>
-          <w:ilvl w:val="0"/>
-          <w:numId w:val="10"/>
-        </w:numPr>
-      </w:pPr>
-      <w:r>
-        <w:t>Rico en texto</w:t>
-      </w:r>
-    </w:p>
-    <w:p>
-      <w:pPr>
-        <w:rPr>
-          <w:b/>
-          <w:bCs/>
-        </w:rPr>
-      </w:pPr>
-      <w:r>
-        <w:rPr>
-          <w:b/>
-          <w:bCs/>
-        </w:rPr>
-        <w:t>Narrativa</w:t>
-      </w:r>
-    </w:p>
-    <w:p>
-      <w:pPr>
-        <w:numPr>
-          <w:ilvl w:val="0"/>
-          <w:numId w:val="11"/>
-        </w:numPr>
-      </w:pPr>
-      <w:r>
-        <w:t xml:space="preserve">Interioridad </w:t>
-      </w:r>
-    </w:p>
-    <w:p>
-      <w:pPr>
-        <w:numPr>
-          <w:ilvl w:val="0"/>
-          <w:numId w:val="11"/>
-        </w:numPr>
-      </w:pPr>
-      <w:r>
-        <w:t xml:space="preserve">Diálogo </w:t>
-      </w:r>
-    </w:p>
-    <w:p>
-      <w:pPr>
-        <w:numPr>
-          <w:ilvl w:val="0"/>
-          <w:numId w:val="11"/>
-        </w:numPr>
-      </w:pPr>
-      <w:r>
-        <w:t xml:space="preserve">Moral </w:t>
-      </w:r>
-    </w:p>
-    <w:p>
-      <w:pPr>
-        <w:numPr>
-          <w:ilvl w:val="0"/>
-          <w:numId w:val="11"/>
-        </w:numPr>
-      </w:pPr>
-      <w:r>
-        <w:t>Reflexión</w:t>
-      </w:r>
-      <w:r>
-        <w:rPr>
-          <w:b/>
-          <w:bCs/>
-        </w:rPr>
-        <w:t xml:space="preserve"> </w:t>
-      </w:r>
-    </w:p>
-    <w:p>
-      <w:pPr>
-        <w:numPr>
-          <w:ilvl w:val="0"/>
-          <w:numId w:val="11"/>
-        </w:numPr>
-      </w:pPr>
-      <w:r>
-        <w:t>Viaje</w:t>
-      </w:r>
-    </w:p>
-    <w:p>
-      <w:pPr>
-        <w:numPr>
-          <w:ilvl w:val="0"/>
-          <w:numId w:val="11"/>
-        </w:numPr>
-      </w:pPr>
-      <w:r>
-        <w:t xml:space="preserve">Poético </w:t>
-      </w:r>
-    </w:p>
-    <w:p>
-      <w:pPr>
-        <w:rPr>
-          <w:b/>
-          <w:bCs/>
-        </w:rPr>
-      </w:pPr>
-      <w:r>
-        <w:rPr>
-          <w:b/>
-          <w:bCs/>
-        </w:rPr>
-        <w:t>Géneros</w:t>
-      </w:r>
-    </w:p>
-    <w:p>
-      <w:pPr>
-        <w:numPr>
-          <w:ilvl w:val="0"/>
-          <w:numId w:val="12"/>
-        </w:numPr>
-      </w:pPr>
-      <w:r>
-        <w:t xml:space="preserve">Aventura </w:t>
-      </w:r>
-    </w:p>
-    <w:p>
-      <w:pPr>
-        <w:numPr>
-          <w:ilvl w:val="0"/>
-          <w:numId w:val="12"/>
-        </w:numPr>
-      </w:pPr>
-      <w:r>
-        <w:t xml:space="preserve">Cuentos de hadas </w:t>
-      </w:r>
-    </w:p>
-    <w:p>
-      <w:pPr>
-        <w:numPr>
-          <w:ilvl w:val="0"/>
-          <w:numId w:val="12"/>
-        </w:numPr>
-      </w:pPr>
-      <w:r>
-        <w:t xml:space="preserve">Fantasía </w:t>
-      </w:r>
-    </w:p>
-    <w:p>
-      <w:pPr>
-        <w:numPr>
-          <w:ilvl w:val="0"/>
-          <w:numId w:val="12"/>
-        </w:numPr>
-      </w:pPr>
-      <w:r>
-        <w:t xml:space="preserve">Historia </w:t>
-      </w:r>
-    </w:p>
-    <w:p>
-      <w:pPr>
-        <w:numPr>
-          <w:ilvl w:val="0"/>
-          <w:numId w:val="12"/>
-        </w:numPr>
-      </w:pPr>
-      <w:r>
-        <w:t xml:space="preserve">Contemporáneo </w:t>
-      </w:r>
-    </w:p>
-    <w:p>
-      <w:pPr>
-        <w:numPr>
-          <w:ilvl w:val="0"/>
-          <w:numId w:val="12"/>
-        </w:numPr>
-      </w:pPr>
-      <w:r>
-        <w:t>Mitología</w:t>
-      </w:r>
-    </w:p>
-    <w:p>
-      <w:pPr>
-        <w:numPr>
-          <w:ilvl w:val="0"/>
-          <w:numId w:val="12"/>
-        </w:numPr>
-      </w:pPr>
-      <w:r>
-        <w:t>Drama</w:t>
-      </w:r>
-    </w:p>
-    <w:p>
-      <w:pPr>
-        <w:numPr>
-          <w:ilvl w:val="0"/>
-          <w:numId w:val="12"/>
-        </w:numPr>
-      </w:pPr>
-      <w:r>
-        <w:t>Folclore</w:t>
-      </w:r>
-    </w:p>
-    <w:p>
-      <w:pPr>
-        <w:numPr>
-          <w:ilvl w:val="0"/>
-          <w:numId w:val="12"/>
-        </w:numPr>
-      </w:pPr>
-      <w:r>
-        <w:t>Poesía</w:t>
-      </w:r>
-    </w:p>
-    <w:p>
-      <w:pPr>
-        <w:rPr>
-          <w:b/>
-          <w:bCs/>
-        </w:rPr>
-      </w:pPr>
-      <w:r>
-        <w:rPr>
-          <w:b/>
-          <w:bCs/>
-        </w:rPr>
-        <w:t>Imágenes</w:t>
-      </w:r>
-      <w:r>
-        <w:rPr>
-          <w:b/>
-          <w:bCs/>
-        </w:rPr>
-        <w:t xml:space="preserve"> </w:t>
-      </w:r>
-    </w:p>
-    <w:p>
-      <w:pPr>
-        <w:numPr>
-          <w:ilvl w:val="0"/>
-          <w:numId w:val="13"/>
-        </w:numPr>
-      </w:pPr>
-      <w:r>
-        <w:t xml:space="preserve">Gráfico </w:t>
-      </w:r>
-    </w:p>
-    <w:p>
-      <w:pPr>
-        <w:numPr>
-          <w:ilvl w:val="0"/>
-          <w:numId w:val="13"/>
-        </w:numPr>
-      </w:pPr>
-      <w:r>
-        <w:t xml:space="preserve">Realismo </w:t>
-      </w:r>
-    </w:p>
-    <w:p>
-      <w:pPr>
-        <w:numPr>
-          <w:ilvl w:val="0"/>
-          <w:numId w:val="13"/>
-        </w:numPr>
-      </w:pPr>
-      <w:r>
-        <w:t xml:space="preserve">Minimalismo </w:t>
-      </w:r>
-    </w:p>
-    <w:p>
-      <w:pPr>
-        <w:numPr>
-          <w:ilvl w:val="0"/>
-          <w:numId w:val="13"/>
-        </w:numPr>
-      </w:pPr>
-      <w:r>
-        <w:t xml:space="preserve">Vintage </w:t>
-      </w:r>
-    </w:p>
-    <w:p>
-      <w:pPr>
-        <w:numPr>
-          <w:ilvl w:val="0"/>
-          <w:numId w:val="13"/>
-        </w:numPr>
-      </w:pPr>
-      <w:r>
-        <w:t xml:space="preserve">Acuarela </w:t>
-      </w:r>
-    </w:p>
-    <w:p>
-      <w:pPr>
-        <w:numPr>
-          <w:ilvl w:val="0"/>
-          <w:numId w:val="13"/>
-        </w:numPr>
-      </w:pPr>
-      <w:r>
-        <w:t xml:space="preserve">Fantasioso </w:t>
-      </w:r>
-    </w:p>
-    <w:p/>
-    <w:p>
-      <w:pPr>
+      </w:pPr>
+      <w:proofErr w:type="spellStart"/>
+      <w:r>
         <w:rPr>
           <w:b/>
           <w:bCs/>
           <w:sz w:val="48"/>
           <w:szCs w:val="36"/>
         </w:rPr>
-      </w:pPr>
-      <w:r>
+        <w:t>Estilos</w:t>
+      </w:r>
+      <w:proofErr w:type="spellEnd"/>
+    </w:p>
+    <w:p>
+      <w:pPr>
+        <w:rPr>
+          <w:b/>
+          <w:bCs/>
+        </w:rPr>
+      </w:pPr>
+      <w:r>
+        <w:rPr>
+          <w:b/>
+          <w:bCs/>
+        </w:rPr>
+        <w:t>Formato</w:t>
+      </w:r>
+    </w:p>
+    <w:p>
+      <w:pPr>
+        <w:numPr>
+          <w:ilvl w:val="0"/>
+          <w:numId w:val="10"/>
+        </w:numPr>
+      </w:pPr>
+      <w:proofErr w:type="spellStart"/>
+      <w:r>
+        <w:t>Primeros</w:t>
+      </w:r>
+      <w:proofErr w:type="spellEnd"/>
+      <w:r>
+        <w:t xml:space="preserve"> </w:t>
+      </w:r>
+      <w:proofErr w:type="spellStart"/>
+      <w:r>
+        <w:t>lectores</w:t>
+      </w:r>
+      <w:proofErr w:type="spellEnd"/>
+    </w:p>
+    <w:p>
+      <w:pPr>
+        <w:numPr>
+          <w:ilvl w:val="0"/>
+          <w:numId w:val="10"/>
+        </w:numPr>
+      </w:pPr>
+      <w:proofErr w:type="spellStart"/>
+      <w:r>
+        <w:t>Cómic</w:t>
+      </w:r>
+      <w:proofErr w:type="spellEnd"/>
+    </w:p>
+    <w:p>
+      <w:pPr>
+        <w:numPr>
+          <w:ilvl w:val="0"/>
+          <w:numId w:val="10"/>
+        </w:numPr>
+      </w:pPr>
+      <w:proofErr w:type="spellStart"/>
+      <w:r>
+        <w:t>Interactivo</w:t>
+      </w:r>
+      <w:r>
+        <w:t>s</w:t>
+      </w:r>
+      <w:proofErr w:type="spellEnd"/>
+      <w:r>
+        <w:t xml:space="preserve"> </w:t>
+      </w:r>
+    </w:p>
+    <w:p>
+      <w:pPr>
+        <w:numPr>
+          <w:ilvl w:val="0"/>
+          <w:numId w:val="10"/>
+        </w:numPr>
+      </w:pPr>
+      <w:r>
+        <w:t xml:space="preserve">Lectura </w:t>
+      </w:r>
+      <w:proofErr w:type="spellStart"/>
+      <w:r>
+        <w:t>en</w:t>
+      </w:r>
+      <w:proofErr w:type="spellEnd"/>
+      <w:r>
+        <w:t xml:space="preserve"> </w:t>
+      </w:r>
+      <w:proofErr w:type="spellStart"/>
+      <w:r>
+        <w:t>voz</w:t>
+      </w:r>
+      <w:proofErr w:type="spellEnd"/>
+      <w:r>
+        <w:t xml:space="preserve"> </w:t>
+      </w:r>
+      <w:proofErr w:type="spellStart"/>
+      <w:r>
+        <w:t>alta</w:t>
+      </w:r>
+      <w:proofErr w:type="spellEnd"/>
+    </w:p>
+    <w:p>
+      <w:pPr>
+        <w:numPr>
+          <w:ilvl w:val="0"/>
+          <w:numId w:val="10"/>
+        </w:numPr>
+      </w:pPr>
+      <w:proofErr w:type="spellStart"/>
+      <w:r>
+        <w:t>Álbumes</w:t>
+      </w:r>
+      <w:proofErr w:type="spellEnd"/>
+      <w:r>
+        <w:t xml:space="preserve"> </w:t>
+      </w:r>
+      <w:proofErr w:type="spellStart"/>
+      <w:r>
+        <w:t>ilustrados</w:t>
+      </w:r>
+      <w:proofErr w:type="spellEnd"/>
+      <w:r>
+        <w:t xml:space="preserve"> </w:t>
+      </w:r>
+    </w:p>
+    <w:p>
+      <w:pPr>
+        <w:numPr>
+          <w:ilvl w:val="0"/>
+          <w:numId w:val="10"/>
+        </w:numPr>
+      </w:pPr>
+      <w:proofErr w:type="spellStart"/>
+      <w:r>
+        <w:t>Ilustrados</w:t>
+      </w:r>
+      <w:proofErr w:type="spellEnd"/>
+    </w:p>
+    <w:p>
+      <w:pPr>
+        <w:numPr>
+          <w:ilvl w:val="0"/>
+          <w:numId w:val="10"/>
+        </w:numPr>
+      </w:pPr>
+      <w:r>
+        <w:t xml:space="preserve">Rico </w:t>
+      </w:r>
+      <w:proofErr w:type="spellStart"/>
+      <w:r>
+        <w:t>en</w:t>
+      </w:r>
+      <w:proofErr w:type="spellEnd"/>
+      <w:r>
+        <w:t xml:space="preserve"> </w:t>
+      </w:r>
+      <w:proofErr w:type="spellStart"/>
+      <w:r>
+        <w:t>texto</w:t>
+      </w:r>
+      <w:proofErr w:type="spellEnd"/>
+    </w:p>
+    <w:p>
+      <w:pPr>
+        <w:rPr>
+          <w:b/>
+          <w:bCs/>
+        </w:rPr>
+      </w:pPr>
+      <w:proofErr w:type="spellStart"/>
+      <w:r>
+        <w:rPr>
+          <w:b/>
+          <w:bCs/>
+        </w:rPr>
+        <w:t>Narrativa</w:t>
+      </w:r>
+      <w:proofErr w:type="spellEnd"/>
+    </w:p>
+    <w:p>
+      <w:pPr>
+        <w:numPr>
+          <w:ilvl w:val="0"/>
+          <w:numId w:val="11"/>
+        </w:numPr>
+      </w:pPr>
+      <w:proofErr w:type="spellStart"/>
+      <w:r>
+        <w:t>Interioridad</w:t>
+      </w:r>
+      <w:proofErr w:type="spellEnd"/>
+      <w:r>
+        <w:t xml:space="preserve"> </w:t>
+      </w:r>
+    </w:p>
+    <w:p>
+      <w:pPr>
+        <w:numPr>
+          <w:ilvl w:val="0"/>
+          <w:numId w:val="11"/>
+        </w:numPr>
+      </w:pPr>
+      <w:proofErr w:type="spellStart"/>
+      <w:r>
+        <w:t>Diálogo</w:t>
+      </w:r>
+      <w:proofErr w:type="spellEnd"/>
+      <w:r>
+        <w:t xml:space="preserve"> </w:t>
+      </w:r>
+    </w:p>
+    <w:p>
+      <w:pPr>
+        <w:numPr>
+          <w:ilvl w:val="0"/>
+          <w:numId w:val="11"/>
+        </w:numPr>
+      </w:pPr>
+      <w:r>
+        <w:t xml:space="preserve">Moral </w:t>
+      </w:r>
+    </w:p>
+    <w:p>
+      <w:pPr>
+        <w:numPr>
+          <w:ilvl w:val="0"/>
+          <w:numId w:val="11"/>
+        </w:numPr>
+      </w:pPr>
+      <w:proofErr w:type="spellStart"/>
+      <w:r>
+        <w:t>Reflexión</w:t>
+      </w:r>
+      <w:proofErr w:type="spellEnd"/>
+      <w:r>
+        <w:rPr>
+          <w:b/>
+          <w:bCs/>
+        </w:rPr>
+        <w:t xml:space="preserve"> </w:t>
+      </w:r>
+    </w:p>
+    <w:p>
+      <w:pPr>
+        <w:numPr>
+          <w:ilvl w:val="0"/>
+          <w:numId w:val="11"/>
+        </w:numPr>
+      </w:pPr>
+      <w:r>
+        <w:t>Viaje</w:t>
+      </w:r>
+    </w:p>
+    <w:p>
+      <w:pPr>
+        <w:numPr>
+          <w:ilvl w:val="0"/>
+          <w:numId w:val="11"/>
+        </w:numPr>
+      </w:pPr>
+      <w:proofErr w:type="spellStart"/>
+      <w:r>
+        <w:t>Poético</w:t>
+      </w:r>
+      <w:proofErr w:type="spellEnd"/>
+      <w:r>
+        <w:t xml:space="preserve"> </w:t>
+      </w:r>
+    </w:p>
+    <w:p>
+      <w:pPr>
+        <w:rPr>
+          <w:b/>
+          <w:bCs/>
+        </w:rPr>
+      </w:pPr>
+      <w:proofErr w:type="spellStart"/>
+      <w:r>
+        <w:rPr>
+          <w:b/>
+          <w:bCs/>
+        </w:rPr>
+        <w:t>Géneros</w:t>
+      </w:r>
+      <w:proofErr w:type="spellEnd"/>
+    </w:p>
+    <w:p>
+      <w:pPr>
+        <w:numPr>
+          <w:ilvl w:val="0"/>
+          <w:numId w:val="12"/>
+        </w:numPr>
+      </w:pPr>
+      <w:r>
+        <w:t xml:space="preserve">Aventura </w:t>
+      </w:r>
+    </w:p>
+    <w:p>
+      <w:pPr>
+        <w:numPr>
+          <w:ilvl w:val="0"/>
+          <w:numId w:val="12"/>
+        </w:numPr>
+      </w:pPr>
+      <w:r>
+        <w:t xml:space="preserve">Cuentos de </w:t>
+      </w:r>
+      <w:proofErr w:type="spellStart"/>
+      <w:r>
+        <w:t>hadas</w:t>
+      </w:r>
+      <w:proofErr w:type="spellEnd"/>
+      <w:r>
+        <w:t xml:space="preserve"> </w:t>
+      </w:r>
+    </w:p>
+    <w:p>
+      <w:pPr>
+        <w:numPr>
+          <w:ilvl w:val="0"/>
+          <w:numId w:val="12"/>
+        </w:numPr>
+      </w:pPr>
+      <w:proofErr w:type="spellStart"/>
+      <w:r>
+        <w:t>Fantasía</w:t>
+      </w:r>
+      <w:proofErr w:type="spellEnd"/>
+      <w:r>
+        <w:t xml:space="preserve"> </w:t>
+      </w:r>
+    </w:p>
+    <w:p>
+      <w:pPr>
+        <w:numPr>
+          <w:ilvl w:val="0"/>
+          <w:numId w:val="12"/>
+        </w:numPr>
+      </w:pPr>
+      <w:r>
+        <w:t xml:space="preserve">Historia </w:t>
+      </w:r>
+    </w:p>
+    <w:p>
+      <w:pPr>
+        <w:numPr>
+          <w:ilvl w:val="0"/>
+          <w:numId w:val="12"/>
+        </w:numPr>
+      </w:pPr>
+      <w:r>
+        <w:t xml:space="preserve">Contemporáneo </w:t>
+      </w:r>
+    </w:p>
+    <w:p>
+      <w:pPr>
+        <w:numPr>
+          <w:ilvl w:val="0"/>
+          <w:numId w:val="12"/>
+        </w:numPr>
+      </w:pPr>
+      <w:proofErr w:type="spellStart"/>
+      <w:r>
+        <w:t>Mitología</w:t>
+      </w:r>
+      <w:proofErr w:type="spellEnd"/>
+    </w:p>
+    <w:p>
+      <w:pPr>
+        <w:numPr>
+          <w:ilvl w:val="0"/>
+          <w:numId w:val="12"/>
+        </w:numPr>
+      </w:pPr>
+      <w:r>
+        <w:t>Drama</w:t>
+      </w:r>
+    </w:p>
+    <w:p>
+      <w:pPr>
+        <w:numPr>
+          <w:ilvl w:val="0"/>
+          <w:numId w:val="12"/>
+        </w:numPr>
+      </w:pPr>
+      <w:proofErr w:type="spellStart"/>
+      <w:r>
+        <w:t>Folclore</w:t>
+      </w:r>
+      <w:proofErr w:type="spellEnd"/>
+    </w:p>
+    <w:p>
+      <w:pPr>
+        <w:numPr>
+          <w:ilvl w:val="0"/>
+          <w:numId w:val="12"/>
+        </w:numPr>
+      </w:pPr>
+      <w:proofErr w:type="spellStart"/>
+      <w:r>
+        <w:t>Poesía</w:t>
+      </w:r>
+      <w:proofErr w:type="spellEnd"/>
+    </w:p>
+    <w:p>
+      <w:pPr>
+        <w:rPr>
+          <w:b/>
+          <w:bCs/>
+        </w:rPr>
+      </w:pPr>
+      <w:proofErr w:type="spellStart"/>
+      <w:r>
+        <w:rPr>
+          <w:b/>
+          <w:bCs/>
+        </w:rPr>
+        <w:t>Imágenes</w:t>
+      </w:r>
+      <w:proofErr w:type="spellEnd"/>
+      <w:r>
+        <w:rPr>
+          <w:b/>
+          <w:bCs/>
+        </w:rPr>
+        <w:t xml:space="preserve"> </w:t>
+      </w:r>
+    </w:p>
+    <w:p>
+      <w:pPr>
+        <w:numPr>
+          <w:ilvl w:val="0"/>
+          <w:numId w:val="13"/>
+        </w:numPr>
+      </w:pPr>
+      <w:proofErr w:type="spellStart"/>
+      <w:r>
+        <w:t>Gráfico</w:t>
+      </w:r>
+      <w:proofErr w:type="spellEnd"/>
+      <w:r>
+        <w:t xml:space="preserve"> </w:t>
+      </w:r>
+    </w:p>
+    <w:p>
+      <w:pPr>
+        <w:numPr>
+          <w:ilvl w:val="0"/>
+          <w:numId w:val="13"/>
+        </w:numPr>
+      </w:pPr>
+      <w:proofErr w:type="spellStart"/>
+      <w:r>
+        <w:t>Realismo</w:t>
+      </w:r>
+      <w:proofErr w:type="spellEnd"/>
+      <w:r>
+        <w:t xml:space="preserve"> </w:t>
+      </w:r>
+    </w:p>
+    <w:p>
+      <w:pPr>
+        <w:numPr>
+          <w:ilvl w:val="0"/>
+          <w:numId w:val="13"/>
+        </w:numPr>
+      </w:pPr>
+      <w:proofErr w:type="spellStart"/>
+      <w:r>
+        <w:t>Minimalismo</w:t>
+      </w:r>
+      <w:proofErr w:type="spellEnd"/>
+      <w:r>
+        <w:t xml:space="preserve"> </w:t>
+      </w:r>
+    </w:p>
+    <w:p>
+      <w:pPr>
+        <w:numPr>
+          <w:ilvl w:val="0"/>
+          <w:numId w:val="13"/>
+        </w:numPr>
+      </w:pPr>
+      <w:r>
+        <w:t xml:space="preserve">Vintage </w:t>
+      </w:r>
+    </w:p>
+    <w:p>
+      <w:pPr>
+        <w:numPr>
+          <w:ilvl w:val="0"/>
+          <w:numId w:val="13"/>
+        </w:numPr>
+      </w:pPr>
+      <w:proofErr w:type="spellStart"/>
+      <w:r>
+        <w:t>Acuarela</w:t>
+      </w:r>
+      <w:proofErr w:type="spellEnd"/>
+      <w:r>
+        <w:t xml:space="preserve"> </w:t>
+      </w:r>
+    </w:p>
+    <w:p>
+      <w:pPr>
+        <w:numPr>
+          <w:ilvl w:val="0"/>
+          <w:numId w:val="13"/>
+        </w:numPr>
+      </w:pPr>
+      <w:proofErr w:type="spellStart"/>
+      <w:r>
+        <w:t>Fantasioso</w:t>
+      </w:r>
+      <w:proofErr w:type="spellEnd"/>
+      <w:r>
+        <w:t xml:space="preserve"> </w:t>
+      </w:r>
+    </w:p>
+    <w:p/>
+    <w:p>
+      <w:pPr>
         <w:rPr>
           <w:b/>
           <w:bCs/>
           <w:sz w:val="48"/>
           <w:szCs w:val="36"/>
         </w:rPr>
+      </w:pPr>
+      <w:r>
+        <w:rPr>
+          <w:b/>
+          <w:bCs/>
+          <w:sz w:val="48"/>
+          <w:szCs w:val="36"/>
+        </w:rPr>
         <w:t>Valores</w:t>
       </w:r>
     </w:p>
@@ -3194,45 +3709,53 @@
           <w:numId w:val="19"/>
         </w:numPr>
       </w:pPr>
-      <w:r>
-        <w:t>Amabilidad</w:t>
-      </w:r>
-    </w:p>
-    <w:p>
-      <w:pPr>
-        <w:pStyle w:val="ListParagraph"/>
-        <w:numPr>
-          <w:ilvl w:val="0"/>
-          <w:numId w:val="19"/>
-        </w:numPr>
-      </w:pPr>
+      <w:proofErr w:type="spellStart"/>
+      <w:r>
+        <w:t>Valentía</w:t>
+      </w:r>
+      <w:proofErr w:type="spellEnd"/>
+    </w:p>
+    <w:p>
+      <w:pPr>
+        <w:pStyle w:val="ListParagraph"/>
+        <w:numPr>
+          <w:ilvl w:val="0"/>
+          <w:numId w:val="19"/>
+        </w:numPr>
+      </w:pPr>
+      <w:proofErr w:type="spellStart"/>
       <w:r>
         <w:t>Creatividad</w:t>
       </w:r>
-    </w:p>
-    <w:p>
-      <w:pPr>
-        <w:pStyle w:val="ListParagraph"/>
-        <w:numPr>
-          <w:ilvl w:val="0"/>
-          <w:numId w:val="19"/>
-        </w:numPr>
-      </w:pPr>
+      <w:proofErr w:type="spellEnd"/>
+    </w:p>
+    <w:p>
+      <w:pPr>
+        <w:pStyle w:val="ListParagraph"/>
+        <w:numPr>
+          <w:ilvl w:val="0"/>
+          <w:numId w:val="19"/>
+        </w:numPr>
+      </w:pPr>
+      <w:proofErr w:type="spellStart"/>
       <w:r>
         <w:t>Curiosidad</w:t>
       </w:r>
-    </w:p>
-    <w:p>
-      <w:pPr>
-        <w:pStyle w:val="ListParagraph"/>
-        <w:numPr>
-          <w:ilvl w:val="0"/>
-          <w:numId w:val="19"/>
-        </w:numPr>
-      </w:pPr>
+      <w:proofErr w:type="spellEnd"/>
+    </w:p>
+    <w:p>
+      <w:pPr>
+        <w:pStyle w:val="ListParagraph"/>
+        <w:numPr>
+          <w:ilvl w:val="0"/>
+          <w:numId w:val="19"/>
+        </w:numPr>
+      </w:pPr>
+      <w:proofErr w:type="spellStart"/>
       <w:r>
         <w:t>Emociones</w:t>
       </w:r>
+      <w:proofErr w:type="spellEnd"/>
     </w:p>
     <w:p>
       <w:pPr>
@@ -3254,6 +3777,7 @@
           <w:numId w:val="19"/>
         </w:numPr>
       </w:pPr>
+      <w:proofErr w:type="spellStart"/>
       <w:r>
         <w:t>Hero</w:t>
       </w:r>
@@ -3263,15 +3787,17 @@
       <w:r>
         <w:t>nas</w:t>
       </w:r>
-    </w:p>
-    <w:p>
-      <w:pPr>
-        <w:pStyle w:val="ListParagraph"/>
-        <w:numPr>
-          <w:ilvl w:val="0"/>
-          <w:numId w:val="19"/>
-        </w:numPr>
-      </w:pPr>
+      <w:proofErr w:type="spellEnd"/>
+    </w:p>
+    <w:p>
+      <w:pPr>
+        <w:pStyle w:val="ListParagraph"/>
+        <w:numPr>
+          <w:ilvl w:val="0"/>
+          <w:numId w:val="19"/>
+        </w:numPr>
+      </w:pPr>
+      <w:proofErr w:type="spellStart"/>
       <w:r>
         <w:t>H</w:t>
       </w:r>
@@ -3281,40 +3807,47 @@
       <w:r>
         <w:t>roes</w:t>
       </w:r>
-    </w:p>
-    <w:p>
-      <w:pPr>
-        <w:pStyle w:val="ListParagraph"/>
-        <w:numPr>
-          <w:ilvl w:val="0"/>
-          <w:numId w:val="19"/>
-        </w:numPr>
-      </w:pPr>
+      <w:proofErr w:type="spellEnd"/>
+    </w:p>
+    <w:p>
+      <w:pPr>
+        <w:pStyle w:val="ListParagraph"/>
+        <w:numPr>
+          <w:ilvl w:val="0"/>
+          <w:numId w:val="19"/>
+        </w:numPr>
+      </w:pPr>
+      <w:proofErr w:type="spellStart"/>
       <w:r>
         <w:t>Interculturidad</w:t>
       </w:r>
-    </w:p>
-    <w:p>
-      <w:pPr>
-        <w:pStyle w:val="ListParagraph"/>
-        <w:numPr>
-          <w:ilvl w:val="0"/>
-          <w:numId w:val="19"/>
-        </w:numPr>
-      </w:pPr>
+      <w:proofErr w:type="spellEnd"/>
+    </w:p>
+    <w:p>
+      <w:pPr>
+        <w:pStyle w:val="ListParagraph"/>
+        <w:numPr>
+          <w:ilvl w:val="0"/>
+          <w:numId w:val="19"/>
+        </w:numPr>
+      </w:pPr>
+      <w:proofErr w:type="spellStart"/>
       <w:r>
         <w:t>Naturaleza</w:t>
       </w:r>
-    </w:p>
-    <w:p>
-      <w:pPr>
-        <w:pStyle w:val="ListParagraph"/>
-        <w:numPr>
-          <w:ilvl w:val="0"/>
-          <w:numId w:val="19"/>
-        </w:numPr>
-      </w:pPr>
-      <w:r>
+      <w:proofErr w:type="spellEnd"/>
+    </w:p>
+    <w:p>
+      <w:pPr>
+        <w:pStyle w:val="ListParagraph"/>
+        <w:numPr>
+          <w:ilvl w:val="0"/>
+          <w:numId w:val="19"/>
+        </w:numPr>
+      </w:pPr>
+      <w:proofErr w:type="spellStart"/>
+      <w:r>
+        <w:lastRenderedPageBreak/>
         <w:t>Reflexi</w:t>
       </w:r>
       <w:r>
@@ -3323,15 +3856,17 @@
       <w:r>
         <w:t>n</w:t>
       </w:r>
-    </w:p>
-    <w:p>
-      <w:pPr>
-        <w:pStyle w:val="ListParagraph"/>
-        <w:numPr>
-          <w:ilvl w:val="0"/>
-          <w:numId w:val="19"/>
-        </w:numPr>
-      </w:pPr>
+      <w:proofErr w:type="spellEnd"/>
+    </w:p>
+    <w:p>
+      <w:pPr>
+        <w:pStyle w:val="ListParagraph"/>
+        <w:numPr>
+          <w:ilvl w:val="0"/>
+          <w:numId w:val="19"/>
+        </w:numPr>
+      </w:pPr>
+      <w:proofErr w:type="spellStart"/>
       <w:r>
         <w:t>Sabidur</w:t>
       </w:r>
@@ -3341,6 +3876,7 @@
       <w:r>
         <w:t>a</w:t>
       </w:r>
+      <w:proofErr w:type="spellEnd"/>
     </w:p>
     <w:p>
       <w:pPr>
@@ -3363,14 +3899,7 @@
         </w:numPr>
       </w:pPr>
       <w:r>
-        <w:lastRenderedPageBreak/>
-        <w:t>Respeto (</w:t>
-      </w:r>
-      <w:r>
-        <w:t>Valentía</w:t>
-      </w:r>
-      <w:r>
-        <w:t>)</w:t>
+        <w:t xml:space="preserve">Respeto </w:t>
       </w:r>
     </w:p>
     <w:p>
@@ -3413,6 +3942,7 @@
           <w:szCs w:val="36"/>
         </w:rPr>
       </w:pPr>
+      <w:proofErr w:type="spellStart"/>
       <w:r>
         <w:rPr>
           <w:b/>
@@ -3422,6 +3952,7 @@
         </w:rPr>
         <w:t>Idiomas</w:t>
       </w:r>
+      <w:proofErr w:type="spellEnd"/>
     </w:p>
     <w:p>
       <w:pPr>
@@ -3491,6 +4022,7 @@
           <w:numId w:val="19"/>
         </w:numPr>
       </w:pPr>
+      <w:proofErr w:type="spellStart"/>
       <w:r>
         <w:t>Portugu</w:t>
       </w:r>
@@ -3500,6 +4032,7 @@
       <w:r>
         <w:t>s</w:t>
       </w:r>
+      <w:proofErr w:type="spellEnd"/>
     </w:p>
     <w:p/>
     <w:p>
@@ -3520,6 +4053,7 @@
         </w:rPr>
         <w:t xml:space="preserve">Por </w:t>
       </w:r>
+      <w:proofErr w:type="spellStart"/>
       <w:r>
         <w:rPr>
           <w:b/>
@@ -3538,66 +4072,92 @@
         </w:rPr>
         <w:t>dade</w:t>
       </w:r>
-    </w:p>
-    <w:p>
-      <w:pPr>
-        <w:pStyle w:val="ListParagraph"/>
-        <w:numPr>
-          <w:ilvl w:val="0"/>
-          <w:numId w:val="19"/>
-        </w:numPr>
-      </w:pPr>
-      <w:r>
-        <w:t>0-3 anos</w:t>
-      </w:r>
-    </w:p>
-    <w:p>
-      <w:pPr>
-        <w:pStyle w:val="ListParagraph"/>
-        <w:numPr>
-          <w:ilvl w:val="0"/>
-          <w:numId w:val="19"/>
-        </w:numPr>
-      </w:pPr>
-      <w:r>
-        <w:t>4-6 anos</w:t>
-      </w:r>
-    </w:p>
-    <w:p>
-      <w:pPr>
-        <w:pStyle w:val="ListParagraph"/>
-        <w:numPr>
-          <w:ilvl w:val="0"/>
-          <w:numId w:val="19"/>
-        </w:numPr>
-      </w:pPr>
-      <w:r>
-        <w:t>7-9 anos</w:t>
-      </w:r>
-    </w:p>
-    <w:p>
-      <w:pPr>
-        <w:pStyle w:val="ListParagraph"/>
-        <w:numPr>
-          <w:ilvl w:val="0"/>
-          <w:numId w:val="19"/>
-        </w:numPr>
-      </w:pPr>
-      <w:r>
-        <w:t>9-12 anos</w:t>
-      </w:r>
-    </w:p>
-    <w:p>
-      <w:pPr>
-        <w:pStyle w:val="ListParagraph"/>
-        <w:numPr>
-          <w:ilvl w:val="0"/>
-          <w:numId w:val="19"/>
-        </w:numPr>
-      </w:pPr>
-      <w:r>
-        <w:t>12+ anos</w:t>
-      </w:r>
+      <w:proofErr w:type="spellEnd"/>
+    </w:p>
+    <w:p>
+      <w:pPr>
+        <w:pStyle w:val="ListParagraph"/>
+        <w:numPr>
+          <w:ilvl w:val="0"/>
+          <w:numId w:val="19"/>
+        </w:numPr>
+      </w:pPr>
+      <w:r>
+        <w:t xml:space="preserve">0-3 </w:t>
+      </w:r>
+      <w:proofErr w:type="spellStart"/>
+      <w:r>
+        <w:t>anos</w:t>
+      </w:r>
+      <w:proofErr w:type="spellEnd"/>
+    </w:p>
+    <w:p>
+      <w:pPr>
+        <w:pStyle w:val="ListParagraph"/>
+        <w:numPr>
+          <w:ilvl w:val="0"/>
+          <w:numId w:val="19"/>
+        </w:numPr>
+      </w:pPr>
+      <w:r>
+        <w:t xml:space="preserve">4-6 </w:t>
+      </w:r>
+      <w:proofErr w:type="spellStart"/>
+      <w:r>
+        <w:t>anos</w:t>
+      </w:r>
+      <w:proofErr w:type="spellEnd"/>
+    </w:p>
+    <w:p>
+      <w:pPr>
+        <w:pStyle w:val="ListParagraph"/>
+        <w:numPr>
+          <w:ilvl w:val="0"/>
+          <w:numId w:val="19"/>
+        </w:numPr>
+      </w:pPr>
+      <w:r>
+        <w:t xml:space="preserve">7-9 </w:t>
+      </w:r>
+      <w:proofErr w:type="spellStart"/>
+      <w:r>
+        <w:t>anos</w:t>
+      </w:r>
+      <w:proofErr w:type="spellEnd"/>
+    </w:p>
+    <w:p>
+      <w:pPr>
+        <w:pStyle w:val="ListParagraph"/>
+        <w:numPr>
+          <w:ilvl w:val="0"/>
+          <w:numId w:val="19"/>
+        </w:numPr>
+      </w:pPr>
+      <w:r>
+        <w:t xml:space="preserve">9-12 </w:t>
+      </w:r>
+      <w:proofErr w:type="spellStart"/>
+      <w:r>
+        <w:t>anos</w:t>
+      </w:r>
+      <w:proofErr w:type="spellEnd"/>
+    </w:p>
+    <w:p>
+      <w:pPr>
+        <w:pStyle w:val="ListParagraph"/>
+        <w:numPr>
+          <w:ilvl w:val="0"/>
+          <w:numId w:val="19"/>
+        </w:numPr>
+      </w:pPr>
+      <w:r>
+        <w:t xml:space="preserve">12+ </w:t>
+      </w:r>
+      <w:proofErr w:type="spellStart"/>
+      <w:r>
+        <w:t>anos</w:t>
+      </w:r>
+      <w:proofErr w:type="spellEnd"/>
     </w:p>
     <w:p/>
     <w:p>
@@ -3609,6 +4169,7 @@
           <w:szCs w:val="36"/>
         </w:rPr>
       </w:pPr>
+      <w:proofErr w:type="spellStart"/>
       <w:r>
         <w:rPr>
           <w:b/>
@@ -3618,6 +4179,7 @@
         </w:rPr>
         <w:t>Estilos</w:t>
       </w:r>
+      <w:proofErr w:type="spellEnd"/>
     </w:p>
     <w:p>
       <w:pPr>
@@ -3641,9 +4203,19 @@
           <w:numId w:val="14"/>
         </w:numPr>
       </w:pPr>
-      <w:r>
-        <w:t>Primeiros leitores</w:t>
-      </w:r>
+      <w:proofErr w:type="spellStart"/>
+      <w:r>
+        <w:t>Primeiros</w:t>
+      </w:r>
+      <w:proofErr w:type="spellEnd"/>
+      <w:r>
+        <w:t xml:space="preserve"> </w:t>
+      </w:r>
+      <w:proofErr w:type="spellStart"/>
+      <w:r>
+        <w:t>leitores</w:t>
+      </w:r>
+      <w:proofErr w:type="spellEnd"/>
     </w:p>
     <w:p>
       <w:pPr>
@@ -3652,8 +4224,13 @@
           <w:numId w:val="14"/>
         </w:numPr>
       </w:pPr>
-      <w:r>
-        <w:t xml:space="preserve">Quadrinhos </w:t>
+      <w:proofErr w:type="spellStart"/>
+      <w:r>
+        <w:t>Quadrinhos</w:t>
+      </w:r>
+      <w:proofErr w:type="spellEnd"/>
+      <w:r>
+        <w:t xml:space="preserve"> </w:t>
       </w:r>
     </w:p>
     <w:p>
@@ -3663,12 +4240,14 @@
           <w:numId w:val="14"/>
         </w:numPr>
       </w:pPr>
+      <w:proofErr w:type="spellStart"/>
       <w:r>
         <w:t>Interativo</w:t>
       </w:r>
       <w:r>
         <w:t>s</w:t>
       </w:r>
+      <w:proofErr w:type="spellEnd"/>
       <w:r>
         <w:t xml:space="preserve"> </w:t>
       </w:r>
@@ -3680,9 +4259,35 @@
           <w:numId w:val="14"/>
         </w:numPr>
       </w:pPr>
-      <w:r>
-        <w:t>Leitura em voz alta</w:t>
-      </w:r>
+      <w:proofErr w:type="spellStart"/>
+      <w:r>
+        <w:t>Leitura</w:t>
+      </w:r>
+      <w:proofErr w:type="spellEnd"/>
+      <w:r>
+        <w:t xml:space="preserve"> </w:t>
+      </w:r>
+      <w:proofErr w:type="spellStart"/>
+      <w:r>
+        <w:t>em</w:t>
+      </w:r>
+      <w:proofErr w:type="spellEnd"/>
+      <w:r>
+        <w:t xml:space="preserve"> </w:t>
+      </w:r>
+      <w:proofErr w:type="spellStart"/>
+      <w:r>
+        <w:t>voz</w:t>
+      </w:r>
+      <w:proofErr w:type="spellEnd"/>
+      <w:r>
+        <w:t xml:space="preserve"> </w:t>
+      </w:r>
+      <w:proofErr w:type="spellStart"/>
+      <w:r>
+        <w:t>alta</w:t>
+      </w:r>
+      <w:proofErr w:type="spellEnd"/>
     </w:p>
     <w:p>
       <w:pPr>
@@ -3691,8 +4296,21 @@
           <w:numId w:val="14"/>
         </w:numPr>
       </w:pPr>
-      <w:r>
-        <w:t xml:space="preserve">Livros ilustrados </w:t>
+      <w:proofErr w:type="spellStart"/>
+      <w:r>
+        <w:t>Livros</w:t>
+      </w:r>
+      <w:proofErr w:type="spellEnd"/>
+      <w:r>
+        <w:t xml:space="preserve"> </w:t>
+      </w:r>
+      <w:proofErr w:type="spellStart"/>
+      <w:r>
+        <w:t>ilustrados</w:t>
+      </w:r>
+      <w:proofErr w:type="spellEnd"/>
+      <w:r>
+        <w:t xml:space="preserve"> </w:t>
       </w:r>
     </w:p>
     <w:p>
@@ -3702,17 +4320,44 @@
           <w:numId w:val="14"/>
         </w:numPr>
       </w:pPr>
-      <w:r>
-        <w:t>Rico em texto</w:t>
-      </w:r>
-    </w:p>
-    <w:p>
-      <w:pPr>
-        <w:rPr>
-          <w:b/>
-          <w:bCs/>
-        </w:rPr>
-      </w:pPr>
+      <w:proofErr w:type="spellStart"/>
+      <w:r>
+        <w:t>Ilustrados</w:t>
+      </w:r>
+      <w:proofErr w:type="spellEnd"/>
+    </w:p>
+    <w:p>
+      <w:pPr>
+        <w:numPr>
+          <w:ilvl w:val="0"/>
+          <w:numId w:val="14"/>
+        </w:numPr>
+      </w:pPr>
+      <w:r>
+        <w:t xml:space="preserve">Rico </w:t>
+      </w:r>
+      <w:proofErr w:type="spellStart"/>
+      <w:r>
+        <w:t>em</w:t>
+      </w:r>
+      <w:proofErr w:type="spellEnd"/>
+      <w:r>
+        <w:t xml:space="preserve"> </w:t>
+      </w:r>
+      <w:proofErr w:type="spellStart"/>
+      <w:r>
+        <w:t>texto</w:t>
+      </w:r>
+      <w:proofErr w:type="spellEnd"/>
+    </w:p>
+    <w:p>
+      <w:pPr>
+        <w:rPr>
+          <w:b/>
+          <w:bCs/>
+        </w:rPr>
+      </w:pPr>
+      <w:proofErr w:type="spellStart"/>
       <w:r>
         <w:rPr>
           <w:b/>
@@ -3720,6 +4365,7 @@
         </w:rPr>
         <w:t>Narrativa</w:t>
       </w:r>
+      <w:proofErr w:type="spellEnd"/>
     </w:p>
     <w:p>
       <w:pPr>
@@ -3728,8 +4374,13 @@
           <w:numId w:val="15"/>
         </w:numPr>
       </w:pPr>
-      <w:r>
-        <w:t xml:space="preserve">Interioridade </w:t>
+      <w:proofErr w:type="spellStart"/>
+      <w:r>
+        <w:t>Interioridade</w:t>
+      </w:r>
+      <w:proofErr w:type="spellEnd"/>
+      <w:r>
+        <w:t xml:space="preserve"> </w:t>
       </w:r>
     </w:p>
     <w:p>
@@ -3739,8 +4390,13 @@
           <w:numId w:val="15"/>
         </w:numPr>
       </w:pPr>
-      <w:r>
-        <w:t xml:space="preserve">Diálogo </w:t>
+      <w:proofErr w:type="spellStart"/>
+      <w:r>
+        <w:t>Diálogo</w:t>
+      </w:r>
+      <w:proofErr w:type="spellEnd"/>
+      <w:r>
+        <w:t xml:space="preserve"> </w:t>
       </w:r>
     </w:p>
     <w:p>
@@ -3761,9 +4417,11 @@
           <w:numId w:val="15"/>
         </w:numPr>
       </w:pPr>
+      <w:proofErr w:type="spellStart"/>
       <w:r>
         <w:t>Reflexão</w:t>
       </w:r>
+      <w:proofErr w:type="spellEnd"/>
       <w:r>
         <w:t xml:space="preserve"> </w:t>
       </w:r>
@@ -3775,8 +4433,13 @@
           <w:numId w:val="15"/>
         </w:numPr>
       </w:pPr>
-      <w:r>
-        <w:t xml:space="preserve">Jornada </w:t>
+      <w:proofErr w:type="spellStart"/>
+      <w:r>
+        <w:t>Jornada</w:t>
+      </w:r>
+      <w:proofErr w:type="spellEnd"/>
+      <w:r>
+        <w:t xml:space="preserve"> </w:t>
       </w:r>
     </w:p>
     <w:p>
@@ -3786,17 +4449,23 @@
           <w:numId w:val="15"/>
         </w:numPr>
       </w:pPr>
-      <w:r>
-        <w:t xml:space="preserve">Poético </w:t>
-      </w:r>
-    </w:p>
-    <w:p>
-      <w:pPr>
-        <w:rPr>
-          <w:b/>
-          <w:bCs/>
-        </w:rPr>
-      </w:pPr>
+      <w:proofErr w:type="spellStart"/>
+      <w:r>
+        <w:t>Poético</w:t>
+      </w:r>
+      <w:proofErr w:type="spellEnd"/>
+      <w:r>
+        <w:t xml:space="preserve"> </w:t>
+      </w:r>
+    </w:p>
+    <w:p>
+      <w:pPr>
+        <w:rPr>
+          <w:b/>
+          <w:bCs/>
+        </w:rPr>
+      </w:pPr>
+      <w:proofErr w:type="spellStart"/>
       <w:r>
         <w:rPr>
           <w:b/>
@@ -3804,6 +4473,7 @@
         </w:rPr>
         <w:t>Gêneros</w:t>
       </w:r>
+      <w:proofErr w:type="spellEnd"/>
     </w:p>
     <w:p>
       <w:pPr>
@@ -3845,8 +4515,13 @@
           <w:numId w:val="16"/>
         </w:numPr>
       </w:pPr>
-      <w:r>
-        <w:t xml:space="preserve">História </w:t>
+      <w:proofErr w:type="spellStart"/>
+      <w:r>
+        <w:t>História</w:t>
+      </w:r>
+      <w:proofErr w:type="spellEnd"/>
+      <w:r>
+        <w:t xml:space="preserve"> </w:t>
       </w:r>
     </w:p>
     <w:p>
@@ -3856,8 +4531,13 @@
           <w:numId w:val="16"/>
         </w:numPr>
       </w:pPr>
-      <w:r>
-        <w:t xml:space="preserve">Contemporâneo </w:t>
+      <w:proofErr w:type="spellStart"/>
+      <w:r>
+        <w:t>Contemporâneo</w:t>
+      </w:r>
+      <w:proofErr w:type="spellEnd"/>
+      <w:r>
+        <w:t xml:space="preserve"> </w:t>
       </w:r>
     </w:p>
     <w:p>
@@ -3867,9 +4547,11 @@
           <w:numId w:val="16"/>
         </w:numPr>
       </w:pPr>
+      <w:proofErr w:type="spellStart"/>
       <w:r>
         <w:t>Mitologia</w:t>
       </w:r>
+      <w:proofErr w:type="spellEnd"/>
     </w:p>
     <w:p>
       <w:pPr>
@@ -3889,9 +4571,11 @@
           <w:numId w:val="16"/>
         </w:numPr>
       </w:pPr>
+      <w:proofErr w:type="spellStart"/>
       <w:r>
         <w:t>Folclore</w:t>
       </w:r>
+      <w:proofErr w:type="spellEnd"/>
     </w:p>
     <w:p>
       <w:pPr>
@@ -3926,8 +4610,13 @@
           <w:numId w:val="17"/>
         </w:numPr>
       </w:pPr>
-      <w:r>
-        <w:t xml:space="preserve">Gráfico </w:t>
+      <w:proofErr w:type="spellStart"/>
+      <w:r>
+        <w:t>Gráfico</w:t>
+      </w:r>
+      <w:proofErr w:type="spellEnd"/>
+      <w:r>
+        <w:t xml:space="preserve"> </w:t>
       </w:r>
     </w:p>
     <w:p>
@@ -3937,8 +4626,13 @@
           <w:numId w:val="17"/>
         </w:numPr>
       </w:pPr>
-      <w:r>
-        <w:t xml:space="preserve">Realismo </w:t>
+      <w:proofErr w:type="spellStart"/>
+      <w:r>
+        <w:t>Realismo</w:t>
+      </w:r>
+      <w:proofErr w:type="spellEnd"/>
+      <w:r>
+        <w:t xml:space="preserve"> </w:t>
       </w:r>
     </w:p>
     <w:p>
@@ -3948,8 +4642,13 @@
           <w:numId w:val="17"/>
         </w:numPr>
       </w:pPr>
-      <w:r>
-        <w:t xml:space="preserve">Minimalismo </w:t>
+      <w:proofErr w:type="spellStart"/>
+      <w:r>
+        <w:t>Minimalismo</w:t>
+      </w:r>
+      <w:proofErr w:type="spellEnd"/>
+      <w:r>
+        <w:t xml:space="preserve"> </w:t>
       </w:r>
     </w:p>
     <w:p>
@@ -3971,6 +4670,7 @@
         </w:numPr>
       </w:pPr>
       <w:r>
+        <w:lastRenderedPageBreak/>
         <w:t xml:space="preserve">Aquarela </w:t>
       </w:r>
     </w:p>
@@ -3981,8 +4681,13 @@
           <w:numId w:val="17"/>
         </w:numPr>
       </w:pPr>
-      <w:r>
-        <w:t xml:space="preserve">Fantasioso </w:t>
+      <w:proofErr w:type="spellStart"/>
+      <w:r>
+        <w:t>Fantasioso</w:t>
+      </w:r>
+      <w:proofErr w:type="spellEnd"/>
+      <w:r>
+        <w:t xml:space="preserve"> </w:t>
       </w:r>
     </w:p>
     <w:p/>
@@ -4002,7 +4707,6 @@
           <w:sz w:val="48"/>
           <w:szCs w:val="36"/>
         </w:rPr>
-        <w:lastRenderedPageBreak/>
         <w:t>Valores</w:t>
       </w:r>
     </w:p>
@@ -4014,48 +4718,56 @@
           <w:numId w:val="19"/>
         </w:numPr>
       </w:pPr>
+      <w:proofErr w:type="spellStart"/>
       <w:r>
         <w:t>Coragem</w:t>
       </w:r>
-    </w:p>
-    <w:p>
-      <w:pPr>
-        <w:pStyle w:val="ListParagraph"/>
-        <w:numPr>
-          <w:ilvl w:val="0"/>
-          <w:numId w:val="19"/>
-        </w:numPr>
-      </w:pPr>
+      <w:proofErr w:type="spellEnd"/>
+    </w:p>
+    <w:p>
+      <w:pPr>
+        <w:pStyle w:val="ListParagraph"/>
+        <w:numPr>
+          <w:ilvl w:val="0"/>
+          <w:numId w:val="19"/>
+        </w:numPr>
+      </w:pPr>
+      <w:proofErr w:type="spellStart"/>
       <w:r>
         <w:t>Criatividade</w:t>
       </w:r>
-    </w:p>
-    <w:p>
-      <w:pPr>
-        <w:pStyle w:val="ListParagraph"/>
-        <w:numPr>
-          <w:ilvl w:val="0"/>
-          <w:numId w:val="19"/>
-        </w:numPr>
-      </w:pPr>
+      <w:proofErr w:type="spellEnd"/>
+    </w:p>
+    <w:p>
+      <w:pPr>
+        <w:pStyle w:val="ListParagraph"/>
+        <w:numPr>
+          <w:ilvl w:val="0"/>
+          <w:numId w:val="19"/>
+        </w:numPr>
+      </w:pPr>
+      <w:proofErr w:type="spellStart"/>
       <w:r>
         <w:t>Curiosidade</w:t>
       </w:r>
-    </w:p>
-    <w:p>
-      <w:pPr>
-        <w:pStyle w:val="ListParagraph"/>
-        <w:numPr>
-          <w:ilvl w:val="0"/>
-          <w:numId w:val="19"/>
-        </w:numPr>
-      </w:pPr>
+      <w:proofErr w:type="spellEnd"/>
+    </w:p>
+    <w:p>
+      <w:pPr>
+        <w:pStyle w:val="ListParagraph"/>
+        <w:numPr>
+          <w:ilvl w:val="0"/>
+          <w:numId w:val="19"/>
+        </w:numPr>
+      </w:pPr>
+      <w:proofErr w:type="spellStart"/>
       <w:r>
         <w:t>Emo</w:t>
       </w:r>
       <w:r>
         <w:t>ções</w:t>
       </w:r>
+      <w:proofErr w:type="spellEnd"/>
     </w:p>
     <w:p>
       <w:pPr>
@@ -4077,87 +4789,98 @@
           <w:numId w:val="19"/>
         </w:numPr>
       </w:pPr>
-      <w:r>
-        <w:t>Respeito (</w:t>
-      </w:r>
-      <w:r>
-        <w:t>Gentileza</w:t>
-      </w:r>
-      <w:r>
-        <w:t>)</w:t>
-      </w:r>
-    </w:p>
-    <w:p>
-      <w:pPr>
-        <w:pStyle w:val="ListParagraph"/>
-        <w:numPr>
-          <w:ilvl w:val="0"/>
-          <w:numId w:val="19"/>
-        </w:numPr>
-      </w:pPr>
+      <w:proofErr w:type="spellStart"/>
+      <w:r>
+        <w:t>Respeito</w:t>
+      </w:r>
+      <w:proofErr w:type="spellEnd"/>
+      <w:r>
+        <w:t xml:space="preserve"> </w:t>
+      </w:r>
+    </w:p>
+    <w:p>
+      <w:pPr>
+        <w:pStyle w:val="ListParagraph"/>
+        <w:numPr>
+          <w:ilvl w:val="0"/>
+          <w:numId w:val="19"/>
+        </w:numPr>
+      </w:pPr>
+      <w:proofErr w:type="spellStart"/>
       <w:r>
         <w:t>Heroínas</w:t>
       </w:r>
-    </w:p>
-    <w:p>
-      <w:pPr>
-        <w:pStyle w:val="ListParagraph"/>
-        <w:numPr>
-          <w:ilvl w:val="0"/>
-          <w:numId w:val="19"/>
-        </w:numPr>
-      </w:pPr>
+      <w:proofErr w:type="spellEnd"/>
+    </w:p>
+    <w:p>
+      <w:pPr>
+        <w:pStyle w:val="ListParagraph"/>
+        <w:numPr>
+          <w:ilvl w:val="0"/>
+          <w:numId w:val="19"/>
+        </w:numPr>
+      </w:pPr>
+      <w:proofErr w:type="spellStart"/>
       <w:r>
         <w:t>Heróis</w:t>
       </w:r>
-    </w:p>
-    <w:p>
-      <w:pPr>
-        <w:pStyle w:val="ListParagraph"/>
-        <w:numPr>
-          <w:ilvl w:val="0"/>
-          <w:numId w:val="19"/>
-        </w:numPr>
-      </w:pPr>
+      <w:proofErr w:type="spellEnd"/>
+    </w:p>
+    <w:p>
+      <w:pPr>
+        <w:pStyle w:val="ListParagraph"/>
+        <w:numPr>
+          <w:ilvl w:val="0"/>
+          <w:numId w:val="19"/>
+        </w:numPr>
+      </w:pPr>
+      <w:proofErr w:type="spellStart"/>
       <w:r>
         <w:t>Interculturidade</w:t>
       </w:r>
-    </w:p>
-    <w:p>
-      <w:pPr>
-        <w:pStyle w:val="ListParagraph"/>
-        <w:numPr>
-          <w:ilvl w:val="0"/>
-          <w:numId w:val="19"/>
-        </w:numPr>
-      </w:pPr>
+      <w:proofErr w:type="spellEnd"/>
+    </w:p>
+    <w:p>
+      <w:pPr>
+        <w:pStyle w:val="ListParagraph"/>
+        <w:numPr>
+          <w:ilvl w:val="0"/>
+          <w:numId w:val="19"/>
+        </w:numPr>
+      </w:pPr>
+      <w:proofErr w:type="spellStart"/>
       <w:r>
         <w:t>Natureza</w:t>
       </w:r>
-    </w:p>
-    <w:p>
-      <w:pPr>
-        <w:pStyle w:val="ListParagraph"/>
-        <w:numPr>
-          <w:ilvl w:val="0"/>
-          <w:numId w:val="19"/>
-        </w:numPr>
-      </w:pPr>
+      <w:proofErr w:type="spellEnd"/>
+    </w:p>
+    <w:p>
+      <w:pPr>
+        <w:pStyle w:val="ListParagraph"/>
+        <w:numPr>
+          <w:ilvl w:val="0"/>
+          <w:numId w:val="19"/>
+        </w:numPr>
+      </w:pPr>
+      <w:proofErr w:type="spellStart"/>
       <w:r>
         <w:t>Reflexão</w:t>
       </w:r>
-    </w:p>
-    <w:p>
-      <w:pPr>
-        <w:pStyle w:val="ListParagraph"/>
-        <w:numPr>
-          <w:ilvl w:val="0"/>
-          <w:numId w:val="19"/>
-        </w:numPr>
-      </w:pPr>
+      <w:proofErr w:type="spellEnd"/>
+    </w:p>
+    <w:p>
+      <w:pPr>
+        <w:pStyle w:val="ListParagraph"/>
+        <w:numPr>
+          <w:ilvl w:val="0"/>
+          <w:numId w:val="19"/>
+        </w:numPr>
+      </w:pPr>
+      <w:proofErr w:type="spellStart"/>
       <w:r>
         <w:t>Sabedoria</w:t>
       </w:r>
+      <w:proofErr w:type="spellEnd"/>
     </w:p>
     <w:p>
       <w:pPr>
@@ -7626,6 +8349,7 @@
   <w:style w:type="character" w:default="1" w:styleId="DefaultParagraphFont">
     <w:name w:val="Default Paragraph Font"/>
     <w:uiPriority w:val="1"/>
+    <w:semiHidden/>
     <w:unhideWhenUsed/>
   </w:style>
   <w:style w:type="table" w:default="1" w:styleId="TableNormal">
